--- a/programacion4/1er parcial/guion_video.docx
+++ b/programacion4/1er parcial/guion_video.docx
@@ -2,6 +2,1083 @@
 <file path=word/document.xml><?xml version="1.0" encoding="utf-8"?>
 <w:document xmlns:wpc="http://schemas.microsoft.com/office/word/2010/wordprocessingCanvas" xmlns:cx="http://schemas.microsoft.com/office/drawing/2014/chartex" xmlns:cx1="http://schemas.microsoft.com/office/drawing/2015/9/8/chartex" xmlns:cx2="http://schemas.microsoft.com/office/drawing/2015/10/21/chartex" xmlns:cx3="http://schemas.microsoft.com/office/drawing/2016/5/9/chartex" xmlns:cx4="http://schemas.microsoft.com/office/drawing/2016/5/10/chartex" xmlns:cx5="http://schemas.microsoft.com/office/drawing/2016/5/11/chartex" xmlns:cx6="http://schemas.microsoft.com/office/drawing/2016/5/12/chartex" xmlns:cx7="http://schemas.microsoft.com/office/drawing/2016/5/13/chartex" xmlns:cx8="http://schemas.microsoft.com/office/drawing/2016/5/14/chartex" xmlns:mc="http://schemas.openxmlformats.org/markup-compatibility/2006" xmlns:aink="http://schemas.microsoft.com/office/drawing/2016/ink" xmlns:am3d="http://schemas.microsoft.com/office/drawing/2017/model3d" xmlns:o="urn:schemas-microsoft-com:office:office" xmlns:r="http://schemas.openxmlformats.org/officeDocument/2006/relationships" xmlns:m="http://schemas.openxmlformats.org/officeDocument/2006/math" xmlns:v="urn:schemas-microsoft-com:vml" xmlns:wp14="http://schemas.microsoft.com/office/word/2010/wordprocessingDrawing" xmlns:wp="http://schemas.openxmlformats.org/drawingml/2006/wordprocessingDrawing" xmlns:w10="urn:schemas-microsoft-com:office:word" xmlns:w="http://schemas.openxmlformats.org/wordprocessingml/2006/main" xmlns:w14="http://schemas.microsoft.com/office/word/2010/wordml" xmlns:w15="http://schemas.microsoft.com/office/word/2012/wordml" xmlns:w16cex="http://schemas.microsoft.com/office/word/2018/wordml/cex" xmlns:w16cid="http://schemas.microsoft.com/office/word/2016/wordml/cid" xmlns:w16="http://schemas.microsoft.com/office/word/2018/wordml" xmlns:w16sdtdh="http://schemas.microsoft.com/office/word/2020/wordml/sdtdatahash" xmlns:w16se="http://schemas.microsoft.com/office/word/2015/wordml/symex" xmlns:wpg="http://schemas.microsoft.com/office/word/2010/wordprocessingGroup" xmlns:wpi="http://schemas.microsoft.com/office/word/2010/wordprocessingInk" xmlns:wne="http://schemas.microsoft.com/office/word/2006/wordml" xmlns:wps="http://schemas.microsoft.com/office/word/2010/wordprocessingShape" mc:Ignorable="w14 w15 w16se w16cid w16 w16cex w16sdtdh wp14">
   <w:body>
+    <w:p>
+      <w:pPr>
+        <w:spacing w:after="100" w:afterAutospacing="1" w:line="240" w:lineRule="auto"/>
+        <w:outlineLvl w:val="3"/>
+        <w:rPr>
+          <w:rFonts w:ascii="Arial" w:eastAsia="Times New Roman" w:hAnsi="Arial" w:cs="Arial"/>
+          <w:b/>
+          <w:bCs/>
+          <w:sz w:val="24"/>
+          <w:szCs w:val="24"/>
+          <w:u w:val="single"/>
+          <w:lang w:eastAsia="es-ES"/>
+        </w:rPr>
+      </w:pPr>
+      <w:r>
+        <w:rPr>
+          <w:rFonts w:ascii="Arial" w:eastAsia="Times New Roman" w:hAnsi="Arial" w:cs="Arial"/>
+          <w:b/>
+          <w:bCs/>
+          <w:sz w:val="24"/>
+          <w:szCs w:val="24"/>
+          <w:u w:val="single"/>
+          <w:lang w:eastAsia="es-ES"/>
+        </w:rPr>
+        <w:t>Inicio:</w:t>
+      </w:r>
+    </w:p>
+    <w:p>
+      <w:pPr>
+        <w:spacing w:after="100" w:afterAutospacing="1" w:line="240" w:lineRule="auto"/>
+        <w:outlineLvl w:val="3"/>
+        <w:rPr>
+          <w:rFonts w:ascii="Arial" w:eastAsia="Times New Roman" w:hAnsi="Arial" w:cs="Arial"/>
+          <w:sz w:val="24"/>
+          <w:szCs w:val="24"/>
+          <w:lang w:eastAsia="es-ES"/>
+        </w:rPr>
+      </w:pPr>
+      <w:r>
+        <w:rPr>
+          <w:rFonts w:ascii="Arial" w:eastAsia="Times New Roman" w:hAnsi="Arial" w:cs="Arial"/>
+          <w:sz w:val="24"/>
+          <w:szCs w:val="24"/>
+          <w:lang w:eastAsia="es-ES"/>
+        </w:rPr>
+        <w:t>Main.py</w:t>
+      </w:r>
+    </w:p>
+    <w:p>
+      <w:pPr>
+        <w:pStyle w:val="Ttulo3"/>
+        <w:spacing w:before="0"/>
+        <w:rPr>
+          <w:rFonts w:ascii="Arial" w:hAnsi="Arial" w:cs="Arial"/>
+        </w:rPr>
+      </w:pPr>
+      <w:r>
+        <w:rPr>
+          <w:rFonts w:ascii="Arial" w:hAnsi="Arial" w:cs="Arial"/>
+        </w:rPr>
+        <w:t>Bloque 1: Configuración inicial (Unidades y Categorías)</w:t>
+      </w:r>
+    </w:p>
+    <w:p>
+      <w:pPr>
+        <w:pStyle w:val="NormalWeb"/>
+        <w:numPr>
+          <w:ilvl w:val="0"/>
+          <w:numId w:val="10"/>
+        </w:numPr>
+        <w:spacing w:before="0" w:beforeAutospacing="0"/>
+        <w:rPr>
+          <w:rFonts w:ascii="Arial" w:hAnsi="Arial" w:cs="Arial"/>
+        </w:rPr>
+      </w:pPr>
+      <w:r>
+        <w:rPr>
+          <w:rFonts w:ascii="Arial" w:hAnsi="Arial" w:cs="Arial"/>
+          <w:b/>
+          <w:bCs/>
+        </w:rPr>
+        <w:t>Qué mostrar en pantalla / código:</w:t>
+      </w:r>
+      <w:r>
+        <w:rPr>
+          <w:rFonts w:ascii="Arial" w:hAnsi="Arial" w:cs="Arial"/>
+        </w:rPr>
+        <w:t xml:space="preserve"> Las primeras líneas donde se crean las unidades de medida y las categorías del catálogo.</w:t>
+      </w:r>
+    </w:p>
+    <w:p>
+      <w:pPr>
+        <w:pStyle w:val="NormalWeb"/>
+        <w:numPr>
+          <w:ilvl w:val="0"/>
+          <w:numId w:val="10"/>
+        </w:numPr>
+        <w:spacing w:before="0" w:beforeAutospacing="0"/>
+        <w:rPr>
+          <w:rFonts w:ascii="Arial" w:hAnsi="Arial" w:cs="Arial"/>
+        </w:rPr>
+      </w:pPr>
+      <w:r>
+        <w:rPr>
+          <w:rFonts w:ascii="Arial" w:hAnsi="Arial" w:cs="Arial"/>
+          <w:b/>
+          <w:bCs/>
+        </w:rPr>
+        <w:t>Cómo explicarlo:</w:t>
+      </w:r>
+    </w:p>
+    <w:p>
+      <w:pPr>
+        <w:pStyle w:val="NormalWeb"/>
+        <w:spacing w:before="0" w:beforeAutospacing="0"/>
+        <w:ind w:left="720"/>
+        <w:rPr>
+          <w:rFonts w:ascii="Arial" w:hAnsi="Arial" w:cs="Arial"/>
+        </w:rPr>
+      </w:pPr>
+      <w:r>
+        <w:rPr>
+          <w:rFonts w:ascii="Arial" w:hAnsi="Arial" w:cs="Arial"/>
+          <w:i/>
+          <w:iCs/>
+        </w:rPr>
+        <w:t xml:space="preserve">"Aquí arranca el script creando las instancias de </w:t>
+      </w:r>
+      <w:r>
+        <w:rPr>
+          <w:rStyle w:val="CdigoHTML"/>
+          <w:rFonts w:ascii="Arial" w:eastAsiaTheme="majorEastAsia" w:hAnsi="Arial" w:cs="Arial"/>
+          <w:i/>
+          <w:iCs/>
+        </w:rPr>
+        <w:t>UnidadMedida</w:t>
+      </w:r>
+      <w:r>
+        <w:rPr>
+          <w:rFonts w:ascii="Arial" w:hAnsi="Arial" w:cs="Arial"/>
+          <w:i/>
+          <w:iCs/>
+        </w:rPr>
+        <w:t xml:space="preserve"> —que son objetos de datos inmutables gracias al decorador </w:t>
+      </w:r>
+      <w:r>
+        <w:rPr>
+          <w:rStyle w:val="CdigoHTML"/>
+          <w:rFonts w:ascii="Arial" w:eastAsiaTheme="majorEastAsia" w:hAnsi="Arial" w:cs="Arial"/>
+          <w:i/>
+          <w:iCs/>
+        </w:rPr>
+        <w:t>@dataclass(frozen=True)</w:t>
+      </w:r>
+      <w:r>
+        <w:rPr>
+          <w:rFonts w:ascii="Arial" w:hAnsi="Arial" w:cs="Arial"/>
+          <w:i/>
+          <w:iCs/>
+        </w:rPr>
+        <w:t>— y las categorías principales del comercio, como Bebidas y Fiambrería, asegurando que nazcan con nombres válidos gracias a las validaciones de dominio."</w:t>
+      </w:r>
+    </w:p>
+    <w:p>
+      <w:pPr>
+        <w:pStyle w:val="Ttulo3"/>
+        <w:spacing w:before="0"/>
+        <w:rPr>
+          <w:rFonts w:ascii="Arial" w:hAnsi="Arial" w:cs="Arial"/>
+        </w:rPr>
+      </w:pPr>
+      <w:r>
+        <w:rPr>
+          <w:rFonts w:ascii="Arial" w:hAnsi="Arial" w:cs="Arial"/>
+        </w:rPr>
+        <w:t>Bloque 2: Instanciación de los productos y el Combo (Demostrando Agregación)</w:t>
+      </w:r>
+    </w:p>
+    <w:p>
+      <w:pPr>
+        <w:pStyle w:val="NormalWeb"/>
+        <w:numPr>
+          <w:ilvl w:val="0"/>
+          <w:numId w:val="11"/>
+        </w:numPr>
+        <w:spacing w:before="0" w:beforeAutospacing="0"/>
+        <w:rPr>
+          <w:rFonts w:ascii="Arial" w:hAnsi="Arial" w:cs="Arial"/>
+        </w:rPr>
+      </w:pPr>
+      <w:r>
+        <w:rPr>
+          <w:rFonts w:ascii="Arial" w:hAnsi="Arial" w:cs="Arial"/>
+          <w:b/>
+          <w:bCs/>
+        </w:rPr>
+        <w:t>Qué mostrar en pantalla / código:</w:t>
+      </w:r>
+      <w:r>
+        <w:rPr>
+          <w:rFonts w:ascii="Arial" w:hAnsi="Arial" w:cs="Arial"/>
+        </w:rPr>
+        <w:t xml:space="preserve"> La creación de los 4 productos independientes (</w:t>
+      </w:r>
+      <w:r>
+        <w:rPr>
+          <w:rStyle w:val="CdigoHTML"/>
+          <w:rFonts w:ascii="Arial" w:eastAsiaTheme="majorEastAsia" w:hAnsi="Arial" w:cs="Arial"/>
+        </w:rPr>
+        <w:t>prod_agua</w:t>
+      </w:r>
+      <w:r>
+        <w:rPr>
+          <w:rFonts w:ascii="Arial" w:hAnsi="Arial" w:cs="Arial"/>
+        </w:rPr>
+        <w:t xml:space="preserve">, </w:t>
+      </w:r>
+      <w:r>
+        <w:rPr>
+          <w:rStyle w:val="CdigoHTML"/>
+          <w:rFonts w:ascii="Arial" w:eastAsiaTheme="majorEastAsia" w:hAnsi="Arial" w:cs="Arial"/>
+        </w:rPr>
+        <w:t>prod_queso</w:t>
+      </w:r>
+      <w:r>
+        <w:rPr>
+          <w:rFonts w:ascii="Arial" w:hAnsi="Arial" w:cs="Arial"/>
+        </w:rPr>
+        <w:t xml:space="preserve">, </w:t>
+      </w:r>
+      <w:r>
+        <w:rPr>
+          <w:rStyle w:val="CdigoHTML"/>
+          <w:rFonts w:ascii="Arial" w:eastAsiaTheme="majorEastAsia" w:hAnsi="Arial" w:cs="Arial"/>
+        </w:rPr>
+        <w:t>prod_fideos</w:t>
+      </w:r>
+      <w:r>
+        <w:rPr>
+          <w:rFonts w:ascii="Arial" w:hAnsi="Arial" w:cs="Arial"/>
+        </w:rPr>
+        <w:t xml:space="preserve">, </w:t>
+      </w:r>
+      <w:r>
+        <w:rPr>
+          <w:rStyle w:val="CdigoHTML"/>
+          <w:rFonts w:ascii="Arial" w:eastAsiaTheme="majorEastAsia" w:hAnsi="Arial" w:cs="Arial"/>
+        </w:rPr>
+        <w:t>prod_pan</w:t>
+      </w:r>
+      <w:r>
+        <w:rPr>
+          <w:rFonts w:ascii="Arial" w:hAnsi="Arial" w:cs="Arial"/>
+        </w:rPr>
+        <w:t xml:space="preserve">) y el </w:t>
+      </w:r>
+      <w:r>
+        <w:rPr>
+          <w:rStyle w:val="CdigoHTML"/>
+          <w:rFonts w:ascii="Arial" w:eastAsiaTheme="majorEastAsia" w:hAnsi="Arial" w:cs="Arial"/>
+        </w:rPr>
+        <w:t>prod_combo</w:t>
+      </w:r>
+      <w:r>
+        <w:rPr>
+          <w:rFonts w:ascii="Arial" w:hAnsi="Arial" w:cs="Arial"/>
+        </w:rPr>
+        <w:t>.</w:t>
+      </w:r>
+    </w:p>
+    <w:p>
+      <w:pPr>
+        <w:pStyle w:val="NormalWeb"/>
+        <w:numPr>
+          <w:ilvl w:val="0"/>
+          <w:numId w:val="11"/>
+        </w:numPr>
+        <w:spacing w:before="0" w:beforeAutospacing="0"/>
+        <w:rPr>
+          <w:rFonts w:ascii="Arial" w:hAnsi="Arial" w:cs="Arial"/>
+        </w:rPr>
+      </w:pPr>
+      <w:r>
+        <w:rPr>
+          <w:rFonts w:ascii="Arial" w:hAnsi="Arial" w:cs="Arial"/>
+          <w:b/>
+          <w:bCs/>
+        </w:rPr>
+        <w:t>Cómo explicarlo:</w:t>
+      </w:r>
+    </w:p>
+    <w:p>
+      <w:pPr>
+        <w:pStyle w:val="NormalWeb"/>
+        <w:spacing w:before="0" w:beforeAutospacing="0"/>
+        <w:ind w:left="720"/>
+        <w:rPr>
+          <w:rFonts w:ascii="Arial" w:hAnsi="Arial" w:cs="Arial"/>
+        </w:rPr>
+      </w:pPr>
+      <w:r>
+        <w:rPr>
+          <w:rFonts w:ascii="Arial" w:hAnsi="Arial" w:cs="Arial"/>
+        </w:rPr>
+        <w:t>"La consigna nos pedía armar un catálogo con al menos 4 productos independientes. Aquí creamos agua, queso, fideos y pan cubriendo las subclases de venta por pieza (</w:t>
+      </w:r>
+      <w:r>
+        <w:rPr>
+          <w:rStyle w:val="CdigoHTML"/>
+          <w:rFonts w:ascii="Arial" w:eastAsiaTheme="majorEastAsia" w:hAnsi="Arial" w:cs="Arial"/>
+        </w:rPr>
+        <w:t>ProductoSimple</w:t>
+      </w:r>
+      <w:r>
+        <w:rPr>
+          <w:rFonts w:ascii="Arial" w:hAnsi="Arial" w:cs="Arial"/>
+        </w:rPr>
+        <w:t>) y por peso (</w:t>
+      </w:r>
+      <w:r>
+        <w:rPr>
+          <w:rStyle w:val="CdigoHTML"/>
+          <w:rFonts w:ascii="Arial" w:eastAsiaTheme="majorEastAsia" w:hAnsi="Arial" w:cs="Arial"/>
+        </w:rPr>
+        <w:t>ProductoPorPeso</w:t>
+      </w:r>
+      <w:r>
+        <w:rPr>
+          <w:rFonts w:ascii="Arial" w:hAnsi="Arial" w:cs="Arial"/>
+        </w:rPr>
+        <w:t xml:space="preserve">). Luego, armamos el </w:t>
+      </w:r>
+      <w:r>
+        <w:rPr>
+          <w:rStyle w:val="CdigoHTML"/>
+          <w:rFonts w:ascii="Arial" w:eastAsiaTheme="majorEastAsia" w:hAnsi="Arial" w:cs="Arial"/>
+        </w:rPr>
+        <w:t>prod_combo</w:t>
+      </w:r>
+      <w:r>
+        <w:rPr>
+          <w:rFonts w:ascii="Arial" w:hAnsi="Arial" w:cs="Arial"/>
+        </w:rPr>
+        <w:t xml:space="preserve"> pasándole por parámetro componentes que ya fueron construidos previamente. Esto refleja perfectamente la </w:t>
+      </w:r>
+      <w:r>
+        <w:rPr>
+          <w:rFonts w:ascii="Arial" w:hAnsi="Arial" w:cs="Arial"/>
+          <w:b/>
+          <w:bCs/>
+        </w:rPr>
+        <w:t>agregación</w:t>
+      </w:r>
+      <w:r>
+        <w:rPr>
+          <w:rFonts w:ascii="Arial" w:hAnsi="Arial" w:cs="Arial"/>
+        </w:rPr>
+        <w:t xml:space="preserve">: los productos base existen antes y después del combo, y si el combo desaparece, los componentes sobreviven. Además, la lógica interna deriva automáticamente el precio base y el stock del combo a partir de sus componentes." </w:t>
+      </w:r>
+    </w:p>
+    <w:p>
+      <w:pPr>
+        <w:pStyle w:val="Ttulo3"/>
+        <w:spacing w:before="0"/>
+        <w:rPr>
+          <w:rFonts w:ascii="Arial" w:hAnsi="Arial" w:cs="Arial"/>
+        </w:rPr>
+      </w:pPr>
+      <w:r>
+        <w:rPr>
+          <w:rFonts w:ascii="Arial" w:hAnsi="Arial" w:cs="Arial"/>
+        </w:rPr>
+        <w:t>Bloque 3: Cálculo de precios y Polimorfismo</w:t>
+      </w:r>
+    </w:p>
+    <w:p>
+      <w:pPr>
+        <w:pStyle w:val="NormalWeb"/>
+        <w:numPr>
+          <w:ilvl w:val="0"/>
+          <w:numId w:val="12"/>
+        </w:numPr>
+        <w:spacing w:before="0" w:beforeAutospacing="0"/>
+        <w:rPr>
+          <w:rFonts w:ascii="Arial" w:hAnsi="Arial" w:cs="Arial"/>
+        </w:rPr>
+      </w:pPr>
+      <w:r>
+        <w:rPr>
+          <w:rFonts w:ascii="Arial" w:hAnsi="Arial" w:cs="Arial"/>
+          <w:b/>
+          <w:bCs/>
+        </w:rPr>
+        <w:t>Qué mostrar en pantalla / código:</w:t>
+      </w:r>
+      <w:r>
+        <w:rPr>
+          <w:rFonts w:ascii="Arial" w:hAnsi="Arial" w:cs="Arial"/>
+        </w:rPr>
+        <w:t xml:space="preserve"> Las líneas donde se imprime el precio publicado, la disponibilidad y los precios finales para cantidades distintas (</w:t>
+      </w:r>
+      <w:r>
+        <w:rPr>
+          <w:rStyle w:val="CdigoHTML"/>
+          <w:rFonts w:ascii="Arial" w:eastAsiaTheme="majorEastAsia" w:hAnsi="Arial" w:cs="Arial"/>
+        </w:rPr>
+        <w:t>precio_final(3)</w:t>
+      </w:r>
+      <w:r>
+        <w:rPr>
+          <w:rFonts w:ascii="Arial" w:hAnsi="Arial" w:cs="Arial"/>
+        </w:rPr>
+        <w:t xml:space="preserve">, </w:t>
+      </w:r>
+      <w:r>
+        <w:rPr>
+          <w:rStyle w:val="CdigoHTML"/>
+          <w:rFonts w:ascii="Arial" w:eastAsiaTheme="majorEastAsia" w:hAnsi="Arial" w:cs="Arial"/>
+        </w:rPr>
+        <w:t>precio_final(0.750)</w:t>
+      </w:r>
+      <w:r>
+        <w:rPr>
+          <w:rFonts w:ascii="Arial" w:hAnsi="Arial" w:cs="Arial"/>
+        </w:rPr>
+        <w:t>, etc.).</w:t>
+      </w:r>
+    </w:p>
+    <w:p>
+      <w:pPr>
+        <w:pStyle w:val="NormalWeb"/>
+        <w:numPr>
+          <w:ilvl w:val="0"/>
+          <w:numId w:val="12"/>
+        </w:numPr>
+        <w:spacing w:before="0" w:beforeAutospacing="0"/>
+        <w:rPr>
+          <w:rFonts w:ascii="Arial" w:hAnsi="Arial" w:cs="Arial"/>
+        </w:rPr>
+      </w:pPr>
+      <w:r>
+        <w:rPr>
+          <w:rFonts w:ascii="Arial" w:hAnsi="Arial" w:cs="Arial"/>
+          <w:b/>
+          <w:bCs/>
+        </w:rPr>
+        <w:t>Cómo explicarlo:</w:t>
+      </w:r>
+    </w:p>
+    <w:p>
+      <w:pPr>
+        <w:pStyle w:val="NormalWeb"/>
+        <w:spacing w:before="0" w:beforeAutospacing="0"/>
+        <w:ind w:left="720"/>
+        <w:rPr>
+          <w:rFonts w:ascii="Arial" w:hAnsi="Arial" w:cs="Arial"/>
+        </w:rPr>
+      </w:pPr>
+      <w:r>
+        <w:rPr>
+          <w:rFonts w:ascii="Arial" w:hAnsi="Arial" w:cs="Arial"/>
+        </w:rPr>
+        <w:t xml:space="preserve">"Aquí demostramos el </w:t>
+      </w:r>
+      <w:r>
+        <w:rPr>
+          <w:rFonts w:ascii="Arial" w:hAnsi="Arial" w:cs="Arial"/>
+          <w:b/>
+          <w:bCs/>
+        </w:rPr>
+        <w:t>polimorfismo</w:t>
+      </w:r>
+      <w:r>
+        <w:rPr>
+          <w:rFonts w:ascii="Arial" w:hAnsi="Arial" w:cs="Arial"/>
+        </w:rPr>
+        <w:t xml:space="preserve">. Llamamos al método </w:t>
+      </w:r>
+      <w:r>
+        <w:rPr>
+          <w:rStyle w:val="CdigoHTML"/>
+          <w:rFonts w:ascii="Arial" w:eastAsiaTheme="majorEastAsia" w:hAnsi="Arial" w:cs="Arial"/>
+        </w:rPr>
+        <w:t>precio_final()</w:t>
+      </w:r>
+      <w:r>
+        <w:rPr>
+          <w:rFonts w:ascii="Arial" w:hAnsi="Arial" w:cs="Arial"/>
+        </w:rPr>
+        <w:t xml:space="preserve"> pasándole cantidades enteras o con decimales según corresponda. Cada subclase resuelve el cálculo con su propia regla matemática (el producto simple multiplica por la cantidad, el de peso multiplica y redondea a dos decimales, y el combo aplica el descuento sobre la suma de sus partes), </w:t>
+      </w:r>
+      <w:r>
+        <w:rPr>
+          <w:rFonts w:ascii="Arial" w:hAnsi="Arial" w:cs="Arial"/>
+          <w:b/>
+          <w:bCs/>
+        </w:rPr>
+        <w:t xml:space="preserve">sin que haya ningún condicional </w:t>
+      </w:r>
+      <w:r>
+        <w:rPr>
+          <w:rStyle w:val="CdigoHTML"/>
+          <w:rFonts w:ascii="Arial" w:eastAsiaTheme="majorEastAsia" w:hAnsi="Arial" w:cs="Arial"/>
+          <w:b/>
+          <w:bCs/>
+        </w:rPr>
+        <w:t>if/elif</w:t>
+      </w:r>
+      <w:r>
+        <w:rPr>
+          <w:rFonts w:ascii="Arial" w:hAnsi="Arial" w:cs="Arial"/>
+          <w:b/>
+          <w:bCs/>
+        </w:rPr>
+        <w:t xml:space="preserve"> ni </w:t>
+      </w:r>
+      <w:r>
+        <w:rPr>
+          <w:rStyle w:val="CdigoHTML"/>
+          <w:rFonts w:ascii="Arial" w:eastAsiaTheme="majorEastAsia" w:hAnsi="Arial" w:cs="Arial"/>
+          <w:b/>
+          <w:bCs/>
+        </w:rPr>
+        <w:t>isinstance</w:t>
+      </w:r>
+      <w:r>
+        <w:rPr>
+          <w:rFonts w:ascii="Arial" w:hAnsi="Arial" w:cs="Arial"/>
+          <w:b/>
+          <w:bCs/>
+        </w:rPr>
+        <w:t xml:space="preserve"> en el código cliente</w:t>
+      </w:r>
+      <w:r>
+        <w:rPr>
+          <w:rFonts w:ascii="Arial" w:hAnsi="Arial" w:cs="Arial"/>
+        </w:rPr>
+        <w:t xml:space="preserve">." </w:t>
+      </w:r>
+    </w:p>
+    <w:p>
+      <w:pPr>
+        <w:pStyle w:val="Ttulo3"/>
+        <w:spacing w:before="0"/>
+        <w:rPr>
+          <w:rFonts w:ascii="Arial" w:hAnsi="Arial" w:cs="Arial"/>
+        </w:rPr>
+      </w:pPr>
+      <w:r>
+        <w:rPr>
+          <w:rFonts w:ascii="Arial" w:hAnsi="Arial" w:cs="Arial"/>
+        </w:rPr>
+        <w:t xml:space="preserve">Bloque 4: Exportación unificada (El </w:t>
+      </w:r>
+      <w:r>
+        <w:rPr>
+          <w:rStyle w:val="CdigoHTML"/>
+          <w:rFonts w:ascii="Arial" w:eastAsiaTheme="majorEastAsia" w:hAnsi="Arial" w:cs="Arial"/>
+        </w:rPr>
+        <w:t>Protocol</w:t>
+      </w:r>
+      <w:r>
+        <w:rPr>
+          <w:rFonts w:ascii="Arial" w:hAnsi="Arial" w:cs="Arial"/>
+        </w:rPr>
+        <w:t>) y Falla temprana</w:t>
+      </w:r>
+    </w:p>
+    <w:p>
+      <w:pPr>
+        <w:pStyle w:val="NormalWeb"/>
+        <w:numPr>
+          <w:ilvl w:val="0"/>
+          <w:numId w:val="13"/>
+        </w:numPr>
+        <w:spacing w:before="0" w:beforeAutospacing="0"/>
+        <w:rPr>
+          <w:rFonts w:ascii="Arial" w:hAnsi="Arial" w:cs="Arial"/>
+        </w:rPr>
+      </w:pPr>
+      <w:r>
+        <w:rPr>
+          <w:rFonts w:ascii="Arial" w:hAnsi="Arial" w:cs="Arial"/>
+          <w:b/>
+          <w:bCs/>
+        </w:rPr>
+        <w:t>Qué mostrar en pantalla / código:</w:t>
+      </w:r>
+      <w:r>
+        <w:rPr>
+          <w:rFonts w:ascii="Arial" w:hAnsi="Arial" w:cs="Arial"/>
+        </w:rPr>
+        <w:t xml:space="preserve"> La salida por consola de </w:t>
+      </w:r>
+      <w:r>
+        <w:rPr>
+          <w:rStyle w:val="CdigoHTML"/>
+          <w:rFonts w:ascii="Arial" w:eastAsiaTheme="majorEastAsia" w:hAnsi="Arial" w:cs="Arial"/>
+        </w:rPr>
+        <w:t>exportar_catalogo()</w:t>
+      </w:r>
+      <w:r>
+        <w:rPr>
+          <w:rFonts w:ascii="Arial" w:hAnsi="Arial" w:cs="Arial"/>
+        </w:rPr>
+        <w:t xml:space="preserve"> uniendo los productos con la </w:t>
+      </w:r>
+      <w:r>
+        <w:rPr>
+          <w:rStyle w:val="CdigoHTML"/>
+          <w:rFonts w:ascii="Arial" w:eastAsiaTheme="majorEastAsia" w:hAnsi="Arial" w:cs="Arial"/>
+        </w:rPr>
+        <w:t>FichaPuntoDeVenta</w:t>
+      </w:r>
+      <w:r>
+        <w:rPr>
+          <w:rFonts w:ascii="Arial" w:hAnsi="Arial" w:cs="Arial"/>
+        </w:rPr>
+        <w:t xml:space="preserve"> externa, y el bloque final que captura el error de la clase abstracta incompleta.</w:t>
+      </w:r>
+    </w:p>
+    <w:p>
+      <w:pPr>
+        <w:pStyle w:val="NormalWeb"/>
+        <w:numPr>
+          <w:ilvl w:val="0"/>
+          <w:numId w:val="13"/>
+        </w:numPr>
+        <w:spacing w:before="0" w:beforeAutospacing="0"/>
+        <w:rPr>
+          <w:rFonts w:ascii="Arial" w:hAnsi="Arial" w:cs="Arial"/>
+        </w:rPr>
+      </w:pPr>
+      <w:r>
+        <w:rPr>
+          <w:rFonts w:ascii="Arial" w:hAnsi="Arial" w:cs="Arial"/>
+          <w:b/>
+          <w:bCs/>
+        </w:rPr>
+        <w:lastRenderedPageBreak/>
+        <w:t>Cómo explicarlo:</w:t>
+      </w:r>
+    </w:p>
+    <w:p>
+      <w:pPr>
+        <w:pStyle w:val="NormalWeb"/>
+        <w:spacing w:before="0" w:beforeAutospacing="0"/>
+        <w:ind w:left="720"/>
+        <w:rPr>
+          <w:rFonts w:ascii="Arial" w:hAnsi="Arial" w:cs="Arial"/>
+        </w:rPr>
+      </w:pPr>
+      <w:r>
+        <w:rPr>
+          <w:rFonts w:ascii="Arial" w:hAnsi="Arial" w:cs="Arial"/>
+        </w:rPr>
+        <w:t xml:space="preserve">"Finalmente, pasamos a la exportación unificada del Requerimiento 4. Tenemos una lista tipada con el </w:t>
+      </w:r>
+      <w:r>
+        <w:rPr>
+          <w:rStyle w:val="CdigoHTML"/>
+          <w:rFonts w:ascii="Arial" w:eastAsiaTheme="majorEastAsia" w:hAnsi="Arial" w:cs="Arial"/>
+        </w:rPr>
+        <w:t>Protocol</w:t>
+      </w:r>
+      <w:r>
+        <w:rPr>
+          <w:rFonts w:ascii="Arial" w:hAnsi="Arial" w:cs="Arial"/>
+        </w:rPr>
+        <w:t xml:space="preserve"> </w:t>
+      </w:r>
+      <w:r>
+        <w:rPr>
+          <w:rStyle w:val="CdigoHTML"/>
+          <w:rFonts w:ascii="Arial" w:eastAsiaTheme="majorEastAsia" w:hAnsi="Arial" w:cs="Arial"/>
+        </w:rPr>
+        <w:t>Exportable</w:t>
+      </w:r>
+      <w:r>
+        <w:rPr>
+          <w:rFonts w:ascii="Arial" w:hAnsi="Arial" w:cs="Arial"/>
+        </w:rPr>
+        <w:t xml:space="preserve"> que agrupa tanto a nuestros productos como a la </w:t>
+      </w:r>
+      <w:r>
+        <w:rPr>
+          <w:rStyle w:val="CdigoHTML"/>
+          <w:rFonts w:ascii="Arial" w:eastAsiaTheme="majorEastAsia" w:hAnsi="Arial" w:cs="Arial"/>
+        </w:rPr>
+        <w:t>FichaPuntoDeVenta</w:t>
+      </w:r>
+      <w:r>
+        <w:rPr>
+          <w:rFonts w:ascii="Arial" w:hAnsi="Arial" w:cs="Arial"/>
+        </w:rPr>
+        <w:t xml:space="preserve"> provista por la librería de terceros. La función </w:t>
+      </w:r>
+      <w:r>
+        <w:rPr>
+          <w:rStyle w:val="CdigoHTML"/>
+          <w:rFonts w:ascii="Arial" w:eastAsiaTheme="majorEastAsia" w:hAnsi="Arial" w:cs="Arial"/>
+        </w:rPr>
+        <w:t>exportar_catalogo()</w:t>
+      </w:r>
+      <w:r>
+        <w:rPr>
+          <w:rFonts w:ascii="Arial" w:hAnsi="Arial" w:cs="Arial"/>
+        </w:rPr>
+        <w:t xml:space="preserve"> procesa ambos tipos de forma transparente, </w:t>
+      </w:r>
+      <w:r>
+        <w:rPr>
+          <w:rFonts w:ascii="Arial" w:hAnsi="Arial" w:cs="Arial"/>
+          <w:b/>
+          <w:bCs/>
+        </w:rPr>
+        <w:t>sin haber modificado ni una sola línea de la librería externa</w:t>
+      </w:r>
+      <w:r>
+        <w:rPr>
+          <w:rFonts w:ascii="Arial" w:hAnsi="Arial" w:cs="Arial"/>
+        </w:rPr>
+        <w:t xml:space="preserve">. Y para cerrar, el script ejecuta la prueba de </w:t>
+      </w:r>
+      <w:r>
+        <w:rPr>
+          <w:rFonts w:ascii="Arial" w:hAnsi="Arial" w:cs="Arial"/>
+          <w:b/>
+          <w:bCs/>
+        </w:rPr>
+        <w:t>falla temprana</w:t>
+      </w:r>
+      <w:r>
+        <w:rPr>
+          <w:rFonts w:ascii="Arial" w:hAnsi="Arial" w:cs="Arial"/>
+        </w:rPr>
+        <w:t>: intentamos instanciar una clase abstracta incompleta (</w:t>
+      </w:r>
+      <w:r>
+        <w:rPr>
+          <w:rStyle w:val="CdigoHTML"/>
+          <w:rFonts w:ascii="Arial" w:eastAsiaTheme="majorEastAsia" w:hAnsi="Arial" w:cs="Arial"/>
+        </w:rPr>
+        <w:t>ProductoIncompleto</w:t>
+      </w:r>
+      <w:r>
+        <w:rPr>
+          <w:rFonts w:ascii="Arial" w:hAnsi="Arial" w:cs="Arial"/>
+        </w:rPr>
+        <w:t xml:space="preserve">) y Python lanza de inmediato un </w:t>
+      </w:r>
+      <w:r>
+        <w:rPr>
+          <w:rStyle w:val="CdigoHTML"/>
+          <w:rFonts w:ascii="Arial" w:eastAsiaTheme="majorEastAsia" w:hAnsi="Arial" w:cs="Arial"/>
+        </w:rPr>
+        <w:t>TypeError</w:t>
+      </w:r>
+      <w:r>
+        <w:rPr>
+          <w:rFonts w:ascii="Arial" w:hAnsi="Arial" w:cs="Arial"/>
+        </w:rPr>
+        <w:t xml:space="preserve"> al construirla, evitando que el error pase desapercibido hasta ejecución." </w:t>
+      </w:r>
+    </w:p>
+    <w:p>
+      <w:pPr>
+        <w:spacing w:after="100" w:afterAutospacing="1" w:line="240" w:lineRule="auto"/>
+        <w:outlineLvl w:val="3"/>
+        <w:rPr>
+          <w:rFonts w:ascii="Arial" w:eastAsia="Times New Roman" w:hAnsi="Arial" w:cs="Arial"/>
+          <w:b/>
+          <w:bCs/>
+          <w:sz w:val="24"/>
+          <w:szCs w:val="24"/>
+          <w:u w:val="single"/>
+          <w:lang w:eastAsia="es-ES"/>
+        </w:rPr>
+      </w:pPr>
+    </w:p>
+    <w:p>
+      <w:pPr>
+        <w:spacing w:after="100" w:afterAutospacing="1" w:line="240" w:lineRule="auto"/>
+        <w:outlineLvl w:val="3"/>
+        <w:rPr>
+          <w:rFonts w:ascii="Arial" w:eastAsia="Times New Roman" w:hAnsi="Arial" w:cs="Arial"/>
+          <w:b/>
+          <w:bCs/>
+          <w:sz w:val="24"/>
+          <w:szCs w:val="24"/>
+          <w:u w:val="single"/>
+          <w:lang w:eastAsia="es-ES"/>
+        </w:rPr>
+      </w:pPr>
+    </w:p>
+    <w:p>
+      <w:pPr>
+        <w:spacing w:after="100" w:afterAutospacing="1" w:line="240" w:lineRule="auto"/>
+        <w:outlineLvl w:val="3"/>
+        <w:rPr>
+          <w:rFonts w:ascii="Arial" w:eastAsia="Times New Roman" w:hAnsi="Arial" w:cs="Arial"/>
+          <w:b/>
+          <w:bCs/>
+          <w:sz w:val="24"/>
+          <w:szCs w:val="24"/>
+          <w:u w:val="single"/>
+          <w:lang w:eastAsia="es-ES"/>
+        </w:rPr>
+      </w:pPr>
+    </w:p>
+    <w:p>
+      <w:pPr>
+        <w:spacing w:after="100" w:afterAutospacing="1" w:line="240" w:lineRule="auto"/>
+        <w:outlineLvl w:val="3"/>
+        <w:rPr>
+          <w:rFonts w:ascii="Arial" w:eastAsia="Times New Roman" w:hAnsi="Arial" w:cs="Arial"/>
+          <w:b/>
+          <w:bCs/>
+          <w:sz w:val="24"/>
+          <w:szCs w:val="24"/>
+          <w:u w:val="single"/>
+          <w:lang w:eastAsia="es-ES"/>
+        </w:rPr>
+      </w:pPr>
+    </w:p>
+    <w:p>
+      <w:pPr>
+        <w:spacing w:after="100" w:afterAutospacing="1" w:line="240" w:lineRule="auto"/>
+        <w:outlineLvl w:val="3"/>
+        <w:rPr>
+          <w:rFonts w:ascii="Arial" w:eastAsia="Times New Roman" w:hAnsi="Arial" w:cs="Arial"/>
+          <w:b/>
+          <w:bCs/>
+          <w:sz w:val="24"/>
+          <w:szCs w:val="24"/>
+          <w:u w:val="single"/>
+          <w:lang w:eastAsia="es-ES"/>
+        </w:rPr>
+      </w:pPr>
+    </w:p>
+    <w:p>
+      <w:pPr>
+        <w:spacing w:after="100" w:afterAutospacing="1" w:line="240" w:lineRule="auto"/>
+        <w:outlineLvl w:val="3"/>
+        <w:rPr>
+          <w:rFonts w:ascii="Arial" w:eastAsia="Times New Roman" w:hAnsi="Arial" w:cs="Arial"/>
+          <w:b/>
+          <w:bCs/>
+          <w:sz w:val="24"/>
+          <w:szCs w:val="24"/>
+          <w:u w:val="single"/>
+          <w:lang w:eastAsia="es-ES"/>
+        </w:rPr>
+      </w:pPr>
+    </w:p>
+    <w:p>
+      <w:pPr>
+        <w:spacing w:after="100" w:afterAutospacing="1" w:line="240" w:lineRule="auto"/>
+        <w:outlineLvl w:val="3"/>
+        <w:rPr>
+          <w:rFonts w:ascii="Arial" w:eastAsia="Times New Roman" w:hAnsi="Arial" w:cs="Arial"/>
+          <w:b/>
+          <w:bCs/>
+          <w:sz w:val="24"/>
+          <w:szCs w:val="24"/>
+          <w:u w:val="single"/>
+          <w:lang w:eastAsia="es-ES"/>
+        </w:rPr>
+      </w:pPr>
+    </w:p>
+    <w:p>
+      <w:pPr>
+        <w:spacing w:after="100" w:afterAutospacing="1" w:line="240" w:lineRule="auto"/>
+        <w:outlineLvl w:val="3"/>
+        <w:rPr>
+          <w:rFonts w:ascii="Arial" w:eastAsia="Times New Roman" w:hAnsi="Arial" w:cs="Arial"/>
+          <w:b/>
+          <w:bCs/>
+          <w:sz w:val="24"/>
+          <w:szCs w:val="24"/>
+          <w:u w:val="single"/>
+          <w:lang w:eastAsia="es-ES"/>
+        </w:rPr>
+      </w:pPr>
+    </w:p>
+    <w:p>
+      <w:pPr>
+        <w:spacing w:after="100" w:afterAutospacing="1" w:line="240" w:lineRule="auto"/>
+        <w:outlineLvl w:val="3"/>
+        <w:rPr>
+          <w:rFonts w:ascii="Arial" w:eastAsia="Times New Roman" w:hAnsi="Arial" w:cs="Arial"/>
+          <w:b/>
+          <w:bCs/>
+          <w:sz w:val="24"/>
+          <w:szCs w:val="24"/>
+          <w:u w:val="single"/>
+          <w:lang w:eastAsia="es-ES"/>
+        </w:rPr>
+      </w:pPr>
+    </w:p>
+    <w:p>
+      <w:pPr>
+        <w:spacing w:after="100" w:afterAutospacing="1" w:line="240" w:lineRule="auto"/>
+        <w:outlineLvl w:val="3"/>
+        <w:rPr>
+          <w:rFonts w:ascii="Arial" w:eastAsia="Times New Roman" w:hAnsi="Arial" w:cs="Arial"/>
+          <w:b/>
+          <w:bCs/>
+          <w:sz w:val="24"/>
+          <w:szCs w:val="24"/>
+          <w:u w:val="single"/>
+          <w:lang w:eastAsia="es-ES"/>
+        </w:rPr>
+      </w:pPr>
+    </w:p>
+    <w:p>
+      <w:pPr>
+        <w:spacing w:after="100" w:afterAutospacing="1" w:line="240" w:lineRule="auto"/>
+        <w:outlineLvl w:val="3"/>
+        <w:rPr>
+          <w:rFonts w:ascii="Arial" w:eastAsia="Times New Roman" w:hAnsi="Arial" w:cs="Arial"/>
+          <w:b/>
+          <w:bCs/>
+          <w:sz w:val="24"/>
+          <w:szCs w:val="24"/>
+          <w:u w:val="single"/>
+          <w:lang w:eastAsia="es-ES"/>
+        </w:rPr>
+      </w:pPr>
+    </w:p>
+    <w:p>
+      <w:pPr>
+        <w:spacing w:after="100" w:afterAutospacing="1" w:line="240" w:lineRule="auto"/>
+        <w:outlineLvl w:val="3"/>
+        <w:rPr>
+          <w:rFonts w:ascii="Arial" w:eastAsia="Times New Roman" w:hAnsi="Arial" w:cs="Arial"/>
+          <w:b/>
+          <w:bCs/>
+          <w:sz w:val="24"/>
+          <w:szCs w:val="24"/>
+          <w:u w:val="single"/>
+          <w:lang w:eastAsia="es-ES"/>
+        </w:rPr>
+      </w:pPr>
+    </w:p>
+    <w:p>
+      <w:pPr>
+        <w:spacing w:after="100" w:afterAutospacing="1" w:line="240" w:lineRule="auto"/>
+        <w:outlineLvl w:val="3"/>
+        <w:rPr>
+          <w:rFonts w:ascii="Arial" w:eastAsia="Times New Roman" w:hAnsi="Arial" w:cs="Arial"/>
+          <w:b/>
+          <w:bCs/>
+          <w:sz w:val="24"/>
+          <w:szCs w:val="24"/>
+          <w:u w:val="single"/>
+          <w:lang w:eastAsia="es-ES"/>
+        </w:rPr>
+      </w:pPr>
+    </w:p>
+    <w:p>
+      <w:pPr>
+        <w:spacing w:after="100" w:afterAutospacing="1" w:line="240" w:lineRule="auto"/>
+        <w:outlineLvl w:val="3"/>
+        <w:rPr>
+          <w:rFonts w:ascii="Arial" w:eastAsia="Times New Roman" w:hAnsi="Arial" w:cs="Arial"/>
+          <w:b/>
+          <w:bCs/>
+          <w:sz w:val="24"/>
+          <w:szCs w:val="24"/>
+          <w:u w:val="single"/>
+          <w:lang w:eastAsia="es-ES"/>
+        </w:rPr>
+      </w:pPr>
+    </w:p>
+    <w:p>
+      <w:pPr>
+        <w:spacing w:after="100" w:afterAutospacing="1" w:line="240" w:lineRule="auto"/>
+        <w:outlineLvl w:val="3"/>
+        <w:rPr>
+          <w:rFonts w:ascii="Arial" w:eastAsia="Times New Roman" w:hAnsi="Arial" w:cs="Arial"/>
+          <w:b/>
+          <w:bCs/>
+          <w:sz w:val="24"/>
+          <w:szCs w:val="24"/>
+          <w:u w:val="single"/>
+          <w:lang w:eastAsia="es-ES"/>
+        </w:rPr>
+      </w:pPr>
+    </w:p>
+    <w:p>
+      <w:pPr>
+        <w:spacing w:after="100" w:afterAutospacing="1" w:line="240" w:lineRule="auto"/>
+        <w:outlineLvl w:val="3"/>
+        <w:rPr>
+          <w:rFonts w:ascii="Arial" w:eastAsia="Times New Roman" w:hAnsi="Arial" w:cs="Arial"/>
+          <w:b/>
+          <w:bCs/>
+          <w:sz w:val="24"/>
+          <w:szCs w:val="24"/>
+          <w:u w:val="single"/>
+          <w:lang w:eastAsia="es-ES"/>
+        </w:rPr>
+      </w:pPr>
+    </w:p>
+    <w:p>
+      <w:pPr>
+        <w:spacing w:after="100" w:afterAutospacing="1" w:line="240" w:lineRule="auto"/>
+        <w:outlineLvl w:val="3"/>
+        <w:rPr>
+          <w:rFonts w:ascii="Arial" w:eastAsia="Times New Roman" w:hAnsi="Arial" w:cs="Arial"/>
+          <w:b/>
+          <w:bCs/>
+          <w:sz w:val="24"/>
+          <w:szCs w:val="24"/>
+          <w:u w:val="single"/>
+          <w:lang w:eastAsia="es-ES"/>
+        </w:rPr>
+      </w:pPr>
+    </w:p>
+    <w:p>
+      <w:pPr>
+        <w:spacing w:after="100" w:afterAutospacing="1" w:line="240" w:lineRule="auto"/>
+        <w:outlineLvl w:val="3"/>
+        <w:rPr>
+          <w:rFonts w:ascii="Arial" w:eastAsia="Times New Roman" w:hAnsi="Arial" w:cs="Arial"/>
+          <w:b/>
+          <w:bCs/>
+          <w:sz w:val="24"/>
+          <w:szCs w:val="24"/>
+          <w:u w:val="single"/>
+          <w:lang w:eastAsia="es-ES"/>
+        </w:rPr>
+      </w:pPr>
+    </w:p>
+    <w:p>
+      <w:pPr>
+        <w:spacing w:after="100" w:afterAutospacing="1" w:line="240" w:lineRule="auto"/>
+        <w:outlineLvl w:val="3"/>
+        <w:rPr>
+          <w:rFonts w:ascii="Arial" w:eastAsia="Times New Roman" w:hAnsi="Arial" w:cs="Arial"/>
+          <w:b/>
+          <w:bCs/>
+          <w:sz w:val="24"/>
+          <w:szCs w:val="24"/>
+          <w:u w:val="single"/>
+          <w:lang w:eastAsia="es-ES"/>
+        </w:rPr>
+      </w:pPr>
+    </w:p>
+    <w:p>
+      <w:pPr>
+        <w:spacing w:after="100" w:afterAutospacing="1" w:line="240" w:lineRule="auto"/>
+        <w:outlineLvl w:val="3"/>
+        <w:rPr>
+          <w:rFonts w:ascii="Arial" w:eastAsia="Times New Roman" w:hAnsi="Arial" w:cs="Arial"/>
+          <w:b/>
+          <w:bCs/>
+          <w:sz w:val="24"/>
+          <w:szCs w:val="24"/>
+          <w:lang w:eastAsia="es-ES"/>
+        </w:rPr>
+      </w:pPr>
+      <w:r>
+        <w:rPr>
+          <w:rFonts w:ascii="Arial" w:eastAsia="Times New Roman" w:hAnsi="Arial" w:cs="Arial"/>
+          <w:b/>
+          <w:bCs/>
+          <w:sz w:val="24"/>
+          <w:szCs w:val="24"/>
+          <w:u w:val="single"/>
+          <w:lang w:eastAsia="es-ES"/>
+        </w:rPr>
+        <w:lastRenderedPageBreak/>
+        <w:t>PREGUNTAS:</w:t>
+      </w:r>
+    </w:p>
     <w:p>
       <w:pPr>
         <w:spacing w:after="100" w:afterAutospacing="1" w:line="240" w:lineRule="auto"/>
@@ -50,41 +1127,6 @@
           <w:szCs w:val="24"/>
           <w:lang w:eastAsia="es-ES"/>
         </w:rPr>
-        <w:t>Lo que te piden:</w:t>
-      </w:r>
-      <w:r>
-        <w:rPr>
-          <w:rFonts w:ascii="Arial" w:eastAsia="Times New Roman" w:hAnsi="Arial" w:cs="Arial"/>
-          <w:sz w:val="24"/>
-          <w:szCs w:val="24"/>
-          <w:lang w:eastAsia="es-ES"/>
-        </w:rPr>
-        <w:t xml:space="preserve"> Señalar la línea exacta en tu código que delata cada relación y qué le pasa a la parte cuando el todo desaparece. </w:t>
-      </w:r>
-    </w:p>
-    <w:p>
-      <w:pPr>
-        <w:numPr>
-          <w:ilvl w:val="0"/>
-          <w:numId w:val="1"/>
-        </w:numPr>
-        <w:spacing w:after="100" w:afterAutospacing="1" w:line="240" w:lineRule="auto"/>
-        <w:rPr>
-          <w:rFonts w:ascii="Arial" w:eastAsia="Times New Roman" w:hAnsi="Arial" w:cs="Arial"/>
-          <w:sz w:val="24"/>
-          <w:szCs w:val="24"/>
-          <w:lang w:eastAsia="es-ES"/>
-        </w:rPr>
-      </w:pPr>
-      <w:r>
-        <w:rPr>
-          <w:rFonts w:ascii="Arial" w:eastAsia="Times New Roman" w:hAnsi="Arial" w:cs="Arial"/>
-          <w:b/>
-          <w:bCs/>
-          <w:sz w:val="24"/>
-          <w:szCs w:val="24"/>
-          <w:lang w:eastAsia="es-ES"/>
-        </w:rPr>
         <w:t>Cómo responder con tu código:</w:t>
       </w:r>
     </w:p>
@@ -135,7 +1177,6 @@
         </w:rPr>
         <w:t xml:space="preserve"> y </w:t>
       </w:r>
-      <w:proofErr w:type="spellStart"/>
       <w:r>
         <w:rPr>
           <w:rFonts w:ascii="Arial" w:eastAsia="Times New Roman" w:hAnsi="Arial" w:cs="Arial"/>
@@ -147,7 +1188,6 @@
         </w:rPr>
         <w:t>ProductoCategoria</w:t>
       </w:r>
-      <w:proofErr w:type="spellEnd"/>
       <w:r>
         <w:rPr>
           <w:rFonts w:ascii="Arial" w:eastAsia="Times New Roman" w:hAnsi="Arial" w:cs="Arial"/>
@@ -193,27 +1233,7 @@
           <w:szCs w:val="20"/>
           <w:lang w:eastAsia="es-ES"/>
         </w:rPr>
-        <w:t xml:space="preserve">self._clasificaciones.append(ProductoCategoria(categoria_principal, </w:t>
-      </w:r>
-      <w:proofErr w:type="spellStart"/>
-      <w:r>
-        <w:rPr>
-          <w:rFonts w:ascii="Arial" w:eastAsia="Times New Roman" w:hAnsi="Arial" w:cs="Arial"/>
-          <w:sz w:val="20"/>
-          <w:szCs w:val="20"/>
-          <w:lang w:eastAsia="es-ES"/>
-        </w:rPr>
-        <w:t>es_principal</w:t>
-      </w:r>
-      <w:proofErr w:type="spellEnd"/>
-      <w:r>
-        <w:rPr>
-          <w:rFonts w:ascii="Arial" w:eastAsia="Times New Roman" w:hAnsi="Arial" w:cs="Arial"/>
-          <w:sz w:val="20"/>
-          <w:szCs w:val="20"/>
-          <w:lang w:eastAsia="es-ES"/>
-        </w:rPr>
-        <w:t>=True))</w:t>
+        <w:t>self._clasificaciones.append(ProductoCategoria(categoria_principal, es_principal=True))</w:t>
       </w:r>
       <w:r>
         <w:rPr>
@@ -243,6 +1263,21 @@
           <w:lang w:eastAsia="es-ES"/>
         </w:rPr>
         <w:t>. Si el producto es destruido, sus vínculos de categoría mueren con él porque no tienen sentido fuera del todo.</w:t>
+      </w:r>
+    </w:p>
+    <w:p>
+      <w:pPr>
+        <w:spacing w:after="100" w:afterAutospacing="1" w:line="240" w:lineRule="auto"/>
+        <w:ind w:left="1440"/>
+        <w:rPr>
+          <w:rFonts w:ascii="Arial" w:eastAsia="Times New Roman" w:hAnsi="Arial" w:cs="Arial"/>
+          <w:sz w:val="24"/>
+          <w:szCs w:val="24"/>
+          <w:lang w:eastAsia="es-ES"/>
+        </w:rPr>
+      </w:pPr>
+      <w:r>
+        <w:t>El producto fabrica la parte adentro de su propia lista interna. Si el producto es destruido, sus vínculos de categoría mueren con él porque no tienen existencia independiente fuera del todo.</w:t>
       </w:r>
     </w:p>
     <w:p>
@@ -270,7 +1305,6 @@
         </w:rPr>
         <w:t>Agregación (</w:t>
       </w:r>
-      <w:proofErr w:type="spellStart"/>
       <w:r>
         <w:rPr>
           <w:rFonts w:ascii="Arial" w:eastAsia="Times New Roman" w:hAnsi="Arial" w:cs="Arial"/>
@@ -282,7 +1316,6 @@
         </w:rPr>
         <w:t>ProductoCombo</w:t>
       </w:r>
-      <w:proofErr w:type="spellEnd"/>
       <w:r>
         <w:rPr>
           <w:rFonts w:ascii="Arial" w:eastAsia="Times New Roman" w:hAnsi="Arial" w:cs="Arial"/>
@@ -303,7 +1336,6 @@
         </w:rPr>
         <w:t xml:space="preserve"> Se delata en el constructor de </w:t>
       </w:r>
-      <w:proofErr w:type="spellStart"/>
       <w:r>
         <w:rPr>
           <w:rFonts w:ascii="Arial" w:eastAsia="Times New Roman" w:hAnsi="Arial" w:cs="Arial"/>
@@ -313,7 +1345,6 @@
         </w:rPr>
         <w:t>ProductoCombo</w:t>
       </w:r>
-      <w:proofErr w:type="spellEnd"/>
       <w:r>
         <w:rPr>
           <w:rFonts w:ascii="Arial" w:eastAsia="Times New Roman" w:hAnsi="Arial" w:cs="Arial"/>
@@ -323,7 +1354,6 @@
         </w:rPr>
         <w:t xml:space="preserve"> (</w:t>
       </w:r>
-      <w:proofErr w:type="spellStart"/>
       <w:r>
         <w:rPr>
           <w:rFonts w:ascii="Arial" w:eastAsia="Times New Roman" w:hAnsi="Arial" w:cs="Arial"/>
@@ -331,9 +1361,37 @@
           <w:szCs w:val="20"/>
           <w:lang w:eastAsia="es-ES"/>
         </w:rPr>
-        <w:t>def</w:t>
-      </w:r>
-      <w:proofErr w:type="spellEnd"/>
+        <w:t>def __init__(..., componentes: list[Producto], ...)</w:t>
+      </w:r>
+      <w:r>
+        <w:rPr>
+          <w:rFonts w:ascii="Arial" w:eastAsia="Times New Roman" w:hAnsi="Arial" w:cs="Arial"/>
+          <w:sz w:val="24"/>
+          <w:szCs w:val="24"/>
+          <w:lang w:eastAsia="es-ES"/>
+        </w:rPr>
+        <w:t xml:space="preserve">), donde los componentes </w:t>
+      </w:r>
+      <w:r>
+        <w:rPr>
+          <w:rFonts w:ascii="Arial" w:eastAsia="Times New Roman" w:hAnsi="Arial" w:cs="Arial"/>
+          <w:b/>
+          <w:bCs/>
+          <w:sz w:val="24"/>
+          <w:szCs w:val="24"/>
+          <w:lang w:eastAsia="es-ES"/>
+        </w:rPr>
+        <w:t>se reciben ya construidos</w:t>
+      </w:r>
+      <w:r>
+        <w:rPr>
+          <w:rFonts w:ascii="Arial" w:eastAsia="Times New Roman" w:hAnsi="Arial" w:cs="Arial"/>
+          <w:sz w:val="24"/>
+          <w:szCs w:val="24"/>
+          <w:lang w:eastAsia="es-ES"/>
+        </w:rPr>
+        <w:t xml:space="preserve"> desde afuera por parámetro (</w:t>
+      </w:r>
       <w:r>
         <w:rPr>
           <w:rFonts w:ascii="Arial" w:eastAsia="Times New Roman" w:hAnsi="Arial" w:cs="Arial"/>
@@ -341,47 +1399,7 @@
           <w:szCs w:val="20"/>
           <w:lang w:eastAsia="es-ES"/>
         </w:rPr>
-        <w:t xml:space="preserve"> __</w:t>
-      </w:r>
-      <w:proofErr w:type="spellStart"/>
-      <w:r>
-        <w:rPr>
-          <w:rFonts w:ascii="Arial" w:eastAsia="Times New Roman" w:hAnsi="Arial" w:cs="Arial"/>
-          <w:sz w:val="20"/>
-          <w:szCs w:val="20"/>
-          <w:lang w:eastAsia="es-ES"/>
-        </w:rPr>
-        <w:t>init</w:t>
-      </w:r>
-      <w:proofErr w:type="spellEnd"/>
-      <w:r>
-        <w:rPr>
-          <w:rFonts w:ascii="Arial" w:eastAsia="Times New Roman" w:hAnsi="Arial" w:cs="Arial"/>
-          <w:sz w:val="20"/>
-          <w:szCs w:val="20"/>
-          <w:lang w:eastAsia="es-ES"/>
-        </w:rPr>
-        <w:t xml:space="preserve">__(..., componentes: </w:t>
-      </w:r>
-      <w:proofErr w:type="spellStart"/>
-      <w:r>
-        <w:rPr>
-          <w:rFonts w:ascii="Arial" w:eastAsia="Times New Roman" w:hAnsi="Arial" w:cs="Arial"/>
-          <w:sz w:val="20"/>
-          <w:szCs w:val="20"/>
-          <w:lang w:eastAsia="es-ES"/>
-        </w:rPr>
-        <w:t>list</w:t>
-      </w:r>
-      <w:proofErr w:type="spellEnd"/>
-      <w:r>
-        <w:rPr>
-          <w:rFonts w:ascii="Arial" w:eastAsia="Times New Roman" w:hAnsi="Arial" w:cs="Arial"/>
-          <w:sz w:val="20"/>
-          <w:szCs w:val="20"/>
-          <w:lang w:eastAsia="es-ES"/>
-        </w:rPr>
-        <w:t>[Producto], ...)</w:t>
+        <w:t>self._componentes = componentes</w:t>
       </w:r>
       <w:r>
         <w:rPr>
@@ -390,56 +1408,32 @@
           <w:szCs w:val="24"/>
           <w:lang w:eastAsia="es-ES"/>
         </w:rPr>
-        <w:t xml:space="preserve">), donde los componentes </w:t>
-      </w:r>
-      <w:r>
-        <w:rPr>
-          <w:rFonts w:ascii="Arial" w:eastAsia="Times New Roman" w:hAnsi="Arial" w:cs="Arial"/>
-          <w:b/>
-          <w:bCs/>
+        <w:t>). Si el combo desaparece, los componentes sobreviven y pueden volver a usarse en otros combos.</w:t>
+      </w:r>
+    </w:p>
+    <w:p>
+      <w:pPr>
+        <w:spacing w:after="100" w:afterAutospacing="1" w:line="240" w:lineRule="auto"/>
+        <w:ind w:left="1440"/>
+        <w:rPr>
+          <w:rFonts w:ascii="Arial" w:eastAsia="Times New Roman" w:hAnsi="Arial" w:cs="Arial"/>
           <w:sz w:val="24"/>
           <w:szCs w:val="24"/>
           <w:lang w:eastAsia="es-ES"/>
         </w:rPr>
-        <w:t>se reciben ya construidos</w:t>
-      </w:r>
-      <w:r>
-        <w:rPr>
-          <w:rFonts w:ascii="Arial" w:eastAsia="Times New Roman" w:hAnsi="Arial" w:cs="Arial"/>
-          <w:sz w:val="24"/>
-          <w:szCs w:val="24"/>
-          <w:lang w:eastAsia="es-ES"/>
-        </w:rPr>
-        <w:t xml:space="preserve"> desde afuera por parámetro (</w:t>
-      </w:r>
-      <w:proofErr w:type="spellStart"/>
-      <w:r>
-        <w:rPr>
-          <w:rFonts w:ascii="Arial" w:eastAsia="Times New Roman" w:hAnsi="Arial" w:cs="Arial"/>
-          <w:sz w:val="20"/>
-          <w:szCs w:val="20"/>
-          <w:lang w:eastAsia="es-ES"/>
-        </w:rPr>
-        <w:t>self</w:t>
-      </w:r>
-      <w:proofErr w:type="spellEnd"/>
-      <w:r>
-        <w:rPr>
-          <w:rFonts w:ascii="Arial" w:eastAsia="Times New Roman" w:hAnsi="Arial" w:cs="Arial"/>
-          <w:sz w:val="20"/>
-          <w:szCs w:val="20"/>
-          <w:lang w:eastAsia="es-ES"/>
-        </w:rPr>
-        <w:t>._componentes = componentes</w:t>
-      </w:r>
-      <w:r>
-        <w:rPr>
-          <w:rFonts w:ascii="Arial" w:eastAsia="Times New Roman" w:hAnsi="Arial" w:cs="Arial"/>
-          <w:sz w:val="24"/>
-          <w:szCs w:val="24"/>
-          <w:lang w:eastAsia="es-ES"/>
-        </w:rPr>
-        <w:t>). Si el combo desaparece, los componentes sobreviven y pueden volver a usarse en otros combos.</w:t>
+      </w:pPr>
+      <w:r>
+        <w:t xml:space="preserve">La unidad de venta se recibe de forma opcional por parámetro. La unidad de medida existe con absoluta independencia del producto, se crea por separado (como un objeto inmutable </w:t>
+      </w:r>
+      <w:r>
+        <w:rPr>
+          <w:rStyle w:val="CdigoHTML"/>
+          <w:rFonts w:eastAsiaTheme="minorHAnsi"/>
+        </w:rPr>
+        <w:t>dataclass</w:t>
+      </w:r>
+      <w:r>
+        <w:t>) y simplemente se asocian.</w:t>
       </w:r>
     </w:p>
     <w:p>
@@ -489,7 +1483,6 @@
         </w:rPr>
         <w:t xml:space="preserve"> y </w:t>
       </w:r>
-      <w:proofErr w:type="spellStart"/>
       <w:r>
         <w:rPr>
           <w:rFonts w:ascii="Arial" w:eastAsia="Times New Roman" w:hAnsi="Arial" w:cs="Arial"/>
@@ -501,7 +1494,6 @@
         </w:rPr>
         <w:t>UnidadMedida</w:t>
       </w:r>
-      <w:proofErr w:type="spellEnd"/>
       <w:r>
         <w:rPr>
           <w:rFonts w:ascii="Arial" w:eastAsia="Times New Roman" w:hAnsi="Arial" w:cs="Arial"/>
@@ -522,7 +1514,6 @@
         </w:rPr>
         <w:t xml:space="preserve"> Se delata en el atributo opcional recibido por parámetro (</w:t>
       </w:r>
-      <w:proofErr w:type="spellStart"/>
       <w:r>
         <w:rPr>
           <w:rFonts w:ascii="Arial" w:eastAsia="Times New Roman" w:hAnsi="Arial" w:cs="Arial"/>
@@ -530,49 +1521,8 @@
           <w:szCs w:val="20"/>
           <w:lang w:eastAsia="es-ES"/>
         </w:rPr>
-        <w:t>unidad_venta</w:t>
-      </w:r>
-      <w:proofErr w:type="spellEnd"/>
-      <w:r>
-        <w:rPr>
-          <w:rFonts w:ascii="Arial" w:eastAsia="Times New Roman" w:hAnsi="Arial" w:cs="Arial"/>
-          <w:sz w:val="20"/>
-          <w:szCs w:val="20"/>
-          <w:lang w:eastAsia="es-ES"/>
-        </w:rPr>
-        <w:t xml:space="preserve">: </w:t>
-      </w:r>
-      <w:proofErr w:type="spellStart"/>
-      <w:r>
-        <w:rPr>
-          <w:rFonts w:ascii="Arial" w:eastAsia="Times New Roman" w:hAnsi="Arial" w:cs="Arial"/>
-          <w:sz w:val="20"/>
-          <w:szCs w:val="20"/>
-          <w:lang w:eastAsia="es-ES"/>
-        </w:rPr>
-        <w:t>UnidadMedida</w:t>
-      </w:r>
-      <w:proofErr w:type="spellEnd"/>
-      <w:r>
-        <w:rPr>
-          <w:rFonts w:ascii="Arial" w:eastAsia="Times New Roman" w:hAnsi="Arial" w:cs="Arial"/>
-          <w:sz w:val="20"/>
-          <w:szCs w:val="20"/>
-          <w:lang w:eastAsia="es-ES"/>
-        </w:rPr>
-        <w:t xml:space="preserve"> | </w:t>
-      </w:r>
-      <w:proofErr w:type="spellStart"/>
-      <w:r>
-        <w:rPr>
-          <w:rFonts w:ascii="Arial" w:eastAsia="Times New Roman" w:hAnsi="Arial" w:cs="Arial"/>
-          <w:sz w:val="20"/>
-          <w:szCs w:val="20"/>
-          <w:lang w:eastAsia="es-ES"/>
-        </w:rPr>
-        <w:t>None</w:t>
-      </w:r>
-      <w:proofErr w:type="spellEnd"/>
+        <w:t>unidad_venta: UnidadMedida | None</w:t>
+      </w:r>
       <w:r>
         <w:rPr>
           <w:rFonts w:ascii="Arial" w:eastAsia="Times New Roman" w:hAnsi="Arial" w:cs="Arial"/>
@@ -585,28 +1535,33 @@
     </w:p>
     <w:p>
       <w:pPr>
+        <w:numPr>
+          <w:ilvl w:val="1"/>
+          <w:numId w:val="1"/>
+        </w:numPr>
+        <w:spacing w:after="100" w:afterAutospacing="1" w:line="240" w:lineRule="auto"/>
+        <w:rPr>
+          <w:rFonts w:ascii="Arial" w:hAnsi="Arial" w:cs="Arial"/>
+        </w:rPr>
+      </w:pPr>
+      <w:r>
+        <w:t>Los componentes se reciben ya construidos desde afuera por parámetro. El combo no los fabrica ni los destruye de forma exclusiva; por lo tanto, si el combo desaparece, los componentes sobreviven y pueden volver a utilizarse en otros combos.</w:t>
+      </w:r>
+    </w:p>
+    <w:p>
+      <w:pPr>
         <w:pStyle w:val="Ttulo4"/>
         <w:spacing w:before="0" w:beforeAutospacing="0"/>
         <w:rPr>
           <w:rFonts w:ascii="Arial" w:hAnsi="Arial" w:cs="Arial"/>
         </w:rPr>
       </w:pPr>
-    </w:p>
-    <w:p>
-      <w:pPr>
-        <w:pStyle w:val="Ttulo4"/>
-        <w:spacing w:before="0" w:beforeAutospacing="0"/>
-        <w:rPr>
-          <w:rFonts w:ascii="Arial" w:hAnsi="Arial" w:cs="Arial"/>
-        </w:rPr>
-      </w:pPr>
       <w:r>
         <w:rPr>
           <w:rFonts w:ascii="Arial" w:hAnsi="Arial" w:cs="Arial"/>
         </w:rPr>
         <w:t xml:space="preserve">Pregunta 2: El diseño de </w:t>
       </w:r>
-      <w:proofErr w:type="spellStart"/>
       <w:r>
         <w:rPr>
           <w:rStyle w:val="CdigoHTML"/>
@@ -614,7 +1569,6 @@
         </w:rPr>
         <w:t>ProductoDestacado</w:t>
       </w:r>
-      <w:proofErr w:type="spellEnd"/>
     </w:p>
     <w:p>
       <w:pPr>
@@ -634,33 +1588,6 @@
           <w:b/>
           <w:bCs/>
         </w:rPr>
-        <w:t>Lo que te piden:</w:t>
-      </w:r>
-      <w:r>
-        <w:rPr>
-          <w:rFonts w:ascii="Arial" w:hAnsi="Arial" w:cs="Arial"/>
-        </w:rPr>
-        <w:t xml:space="preserve"> Justificar con el criterio «es-un» si se mantuvo la herencia o se rediseñó. </w:t>
-      </w:r>
-    </w:p>
-    <w:p>
-      <w:pPr>
-        <w:pStyle w:val="NormalWeb"/>
-        <w:numPr>
-          <w:ilvl w:val="0"/>
-          <w:numId w:val="2"/>
-        </w:numPr>
-        <w:spacing w:before="0" w:beforeAutospacing="0"/>
-        <w:rPr>
-          <w:rFonts w:ascii="Arial" w:hAnsi="Arial" w:cs="Arial"/>
-        </w:rPr>
-      </w:pPr>
-      <w:r>
-        <w:rPr>
-          <w:rFonts w:ascii="Arial" w:hAnsi="Arial" w:cs="Arial"/>
-          <w:b/>
-          <w:bCs/>
-        </w:rPr>
         <w:t>Cómo responder con tu código:</w:t>
       </w:r>
     </w:p>
@@ -676,19 +1603,11 @@
           <w:rFonts w:ascii="Arial" w:hAnsi="Arial" w:cs="Arial"/>
         </w:rPr>
       </w:pPr>
-      <w:proofErr w:type="spellStart"/>
-      <w:r>
-        <w:rPr>
-          <w:rFonts w:ascii="Arial" w:hAnsi="Arial" w:cs="Arial"/>
-        </w:rPr>
-        <w:t>Explicá</w:t>
-      </w:r>
-      <w:proofErr w:type="spellEnd"/>
-      <w:r>
-        <w:rPr>
-          <w:rFonts w:ascii="Arial" w:hAnsi="Arial" w:cs="Arial"/>
-        </w:rPr>
-        <w:t xml:space="preserve"> que </w:t>
+      <w:r>
+        <w:rPr>
+          <w:rFonts w:ascii="Arial" w:hAnsi="Arial" w:cs="Arial"/>
+        </w:rPr>
+        <w:t xml:space="preserve">Explicá que </w:t>
       </w:r>
       <w:r>
         <w:rPr>
@@ -702,7 +1621,19 @@
         <w:rPr>
           <w:rFonts w:ascii="Arial" w:hAnsi="Arial" w:cs="Arial"/>
         </w:rPr>
-        <w:t xml:space="preserve">. Por el criterio «es-un» de la POO, un producto no cambia su naturaleza intrínseca (un queso o una agua no se convierten en otro tipo de objeto) solo por estar en vidriera; ser destacado es un </w:t>
+        <w:t xml:space="preserve">. </w:t>
+      </w:r>
+      <w:r>
+        <w:rPr>
+          <w:rFonts w:ascii="Arial" w:hAnsi="Arial" w:cs="Arial"/>
+        </w:rPr>
+        <w:t>S</w:t>
+      </w:r>
+      <w:r>
+        <w:rPr>
+          <w:rFonts w:ascii="Arial" w:hAnsi="Arial" w:cs="Arial"/>
+        </w:rPr>
+        <w:t xml:space="preserve">er destacado es un </w:t>
       </w:r>
       <w:r>
         <w:rPr>
@@ -723,17 +1654,8 @@
           <w:rStyle w:val="CdigoHTML"/>
           <w:rFonts w:ascii="Arial" w:hAnsi="Arial" w:cs="Arial"/>
         </w:rPr>
-        <w:t>_</w:t>
-      </w:r>
-      <w:proofErr w:type="spellStart"/>
-      <w:r>
-        <w:rPr>
-          <w:rStyle w:val="CdigoHTML"/>
-          <w:rFonts w:ascii="Arial" w:hAnsi="Arial" w:cs="Arial"/>
-        </w:rPr>
-        <w:t>orden_vidriera</w:t>
-      </w:r>
-      <w:proofErr w:type="spellEnd"/>
+        <w:t>_orden_vidriera</w:t>
+      </w:r>
       <w:r>
         <w:rPr>
           <w:rFonts w:ascii="Arial" w:hAnsi="Arial" w:cs="Arial"/>
@@ -749,13 +1671,31 @@
           <w:rFonts w:ascii="Arial" w:hAnsi="Arial" w:cs="Arial"/>
         </w:rPr>
       </w:pPr>
-      <w:r>
-        <w:rPr>
-          <w:rFonts w:ascii="Arial" w:hAnsi="Arial" w:cs="Arial"/>
-        </w:rPr>
+    </w:p>
+    <w:p>
+      <w:pPr>
+        <w:pStyle w:val="Ttulo4"/>
+        <w:spacing w:before="0" w:beforeAutospacing="0"/>
+        <w:rPr>
+          <w:rFonts w:ascii="Arial" w:hAnsi="Arial" w:cs="Arial"/>
+        </w:rPr>
+      </w:pPr>
+    </w:p>
+    <w:p>
+      <w:pPr>
+        <w:pStyle w:val="Ttulo4"/>
+        <w:spacing w:before="0" w:beforeAutospacing="0"/>
+        <w:rPr>
+          <w:rFonts w:ascii="Arial" w:hAnsi="Arial" w:cs="Arial"/>
+        </w:rPr>
+      </w:pPr>
+      <w:r>
+        <w:rPr>
+          <w:rFonts w:ascii="Arial" w:hAnsi="Arial" w:cs="Arial"/>
+        </w:rPr>
+        <w:lastRenderedPageBreak/>
         <w:t>Pregunta 3: Contratos (</w:t>
       </w:r>
-      <w:proofErr w:type="spellStart"/>
       <w:r>
         <w:rPr>
           <w:rStyle w:val="CdigoHTML"/>
@@ -763,7 +1703,6 @@
         </w:rPr>
         <w:t>Protocol</w:t>
       </w:r>
-      <w:proofErr w:type="spellEnd"/>
       <w:r>
         <w:rPr>
           <w:rFonts w:ascii="Arial" w:hAnsi="Arial" w:cs="Arial"/>
@@ -802,59 +1741,6 @@
           <w:b/>
           <w:bCs/>
         </w:rPr>
-        <w:t>Lo que te piden:</w:t>
-      </w:r>
-      <w:r>
-        <w:rPr>
-          <w:rFonts w:ascii="Arial" w:hAnsi="Arial" w:cs="Arial"/>
-        </w:rPr>
-        <w:t xml:space="preserve"> ¿Qué pasaría si intentaras resolver </w:t>
-      </w:r>
-      <w:r>
-        <w:rPr>
-          <w:rStyle w:val="CdigoHTML"/>
-          <w:rFonts w:ascii="Arial" w:hAnsi="Arial" w:cs="Arial"/>
-        </w:rPr>
-        <w:t>Exportable</w:t>
-      </w:r>
-      <w:r>
-        <w:rPr>
-          <w:rFonts w:ascii="Arial" w:hAnsi="Arial" w:cs="Arial"/>
-        </w:rPr>
-        <w:t xml:space="preserve"> con una ABC sin tocar la librería externa? ¿Y por qué para </w:t>
-      </w:r>
-      <w:r>
-        <w:rPr>
-          <w:rStyle w:val="CdigoHTML"/>
-          <w:rFonts w:ascii="Arial" w:hAnsi="Arial" w:cs="Arial"/>
-        </w:rPr>
-        <w:t>Producto</w:t>
-      </w:r>
-      <w:r>
-        <w:rPr>
-          <w:rFonts w:ascii="Arial" w:hAnsi="Arial" w:cs="Arial"/>
-        </w:rPr>
-        <w:t xml:space="preserve"> sí servía una ABC? </w:t>
-      </w:r>
-    </w:p>
-    <w:p>
-      <w:pPr>
-        <w:pStyle w:val="NormalWeb"/>
-        <w:numPr>
-          <w:ilvl w:val="0"/>
-          <w:numId w:val="3"/>
-        </w:numPr>
-        <w:spacing w:before="0" w:beforeAutospacing="0"/>
-        <w:rPr>
-          <w:rFonts w:ascii="Arial" w:hAnsi="Arial" w:cs="Arial"/>
-        </w:rPr>
-      </w:pPr>
-      <w:r>
-        <w:rPr>
-          <w:rFonts w:ascii="Arial" w:hAnsi="Arial" w:cs="Arial"/>
-          <w:b/>
-          <w:bCs/>
-        </w:rPr>
         <w:t>Cómo responder con tu código:</w:t>
       </w:r>
     </w:p>
@@ -902,7 +1788,6 @@
         </w:rPr>
         <w:t xml:space="preserve">, la clase </w:t>
       </w:r>
-      <w:proofErr w:type="spellStart"/>
       <w:r>
         <w:rPr>
           <w:rStyle w:val="CdigoHTML"/>
@@ -910,7 +1795,6 @@
         </w:rPr>
         <w:t>FichaPuntoDeVenta</w:t>
       </w:r>
-      <w:proofErr w:type="spellEnd"/>
       <w:r>
         <w:rPr>
           <w:rFonts w:ascii="Arial" w:hAnsi="Arial" w:cs="Arial"/>
@@ -975,10 +1859,8 @@
         <w:rPr>
           <w:rFonts w:ascii="Arial" w:hAnsi="Arial" w:cs="Arial"/>
         </w:rPr>
-        <w:lastRenderedPageBreak/>
         <w:t xml:space="preserve">En cambio, el </w:t>
       </w:r>
-      <w:proofErr w:type="spellStart"/>
       <w:r>
         <w:rPr>
           <w:rStyle w:val="CdigoHTML"/>
@@ -986,7 +1868,6 @@
         </w:rPr>
         <w:t>Protocol</w:t>
       </w:r>
-      <w:proofErr w:type="spellEnd"/>
       <w:r>
         <w:rPr>
           <w:rFonts w:ascii="Arial" w:hAnsi="Arial" w:cs="Arial"/>
@@ -1006,34 +1887,14 @@
         </w:rPr>
         <w:t>) utiliza tipado estructural (</w:t>
       </w:r>
-      <w:proofErr w:type="spellStart"/>
       <w:r>
         <w:rPr>
           <w:rFonts w:ascii="Arial" w:hAnsi="Arial" w:cs="Arial"/>
           <w:i/>
           <w:iCs/>
         </w:rPr>
-        <w:t>duck</w:t>
-      </w:r>
-      <w:proofErr w:type="spellEnd"/>
-      <w:r>
-        <w:rPr>
-          <w:rFonts w:ascii="Arial" w:hAnsi="Arial" w:cs="Arial"/>
-          <w:i/>
-          <w:iCs/>
-        </w:rPr>
-        <w:t xml:space="preserve"> </w:t>
-      </w:r>
-      <w:proofErr w:type="spellStart"/>
-      <w:r>
-        <w:rPr>
-          <w:rFonts w:ascii="Arial" w:hAnsi="Arial" w:cs="Arial"/>
-          <w:i/>
-          <w:iCs/>
-        </w:rPr>
-        <w:t>typing</w:t>
-      </w:r>
-      <w:proofErr w:type="spellEnd"/>
+        <w:t>duck typing</w:t>
+      </w:r>
       <w:r>
         <w:rPr>
           <w:rFonts w:ascii="Arial" w:hAnsi="Arial" w:cs="Arial"/>
@@ -1116,7 +1977,6 @@
         </w:rPr>
         <w:t xml:space="preserve"> porque nosotros somos los dueños absolutos de esa jerarquía de clases, compartimos lógica común y queríamos asegurarnos de que Python nos tire un </w:t>
       </w:r>
-      <w:proofErr w:type="spellStart"/>
       <w:r>
         <w:rPr>
           <w:rStyle w:val="CdigoHTML"/>
@@ -1124,28 +1984,18 @@
         </w:rPr>
         <w:t>TypeError</w:t>
       </w:r>
-      <w:proofErr w:type="spellEnd"/>
       <w:r>
         <w:rPr>
           <w:rFonts w:ascii="Arial" w:hAnsi="Arial" w:cs="Arial"/>
         </w:rPr>
         <w:t xml:space="preserve"> temprano al intentar instanciar un producto incompleto que no implemente </w:t>
       </w:r>
-      <w:proofErr w:type="spellStart"/>
-      <w:r>
-        <w:rPr>
-          <w:rStyle w:val="CdigoHTML"/>
-          <w:rFonts w:ascii="Arial" w:hAnsi="Arial" w:cs="Arial"/>
-        </w:rPr>
-        <w:t>precio_final</w:t>
-      </w:r>
-      <w:proofErr w:type="spellEnd"/>
-      <w:r>
-        <w:rPr>
-          <w:rStyle w:val="CdigoHTML"/>
-          <w:rFonts w:ascii="Arial" w:hAnsi="Arial" w:cs="Arial"/>
-        </w:rPr>
-        <w:t>()</w:t>
+      <w:r>
+        <w:rPr>
+          <w:rStyle w:val="CdigoHTML"/>
+          <w:rFonts w:ascii="Arial" w:hAnsi="Arial" w:cs="Arial"/>
+        </w:rPr>
+        <w:t>precio_final()</w:t>
       </w:r>
       <w:r>
         <w:rPr>
@@ -1169,19 +2019,6 @@
     </w:p>
     <w:p>
       <w:pPr>
-        <w:pStyle w:val="NormalWeb"/>
-        <w:pBdr>
-          <w:bottom w:val="single" w:sz="6" w:space="1" w:color="auto"/>
-        </w:pBdr>
-        <w:spacing w:before="0" w:beforeAutospacing="0"/>
-        <w:ind w:left="1080"/>
-        <w:rPr>
-          <w:rFonts w:ascii="Arial" w:hAnsi="Arial" w:cs="Arial"/>
-        </w:rPr>
-      </w:pPr>
-    </w:p>
-    <w:p>
-      <w:pPr>
         <w:pStyle w:val="Ttulo4"/>
         <w:spacing w:before="0" w:beforeAutospacing="0"/>
         <w:rPr>
@@ -1213,33 +2050,6 @@
           <w:b/>
           <w:bCs/>
         </w:rPr>
-        <w:t>Lo que te piden:</w:t>
-      </w:r>
-      <w:r>
-        <w:rPr>
-          <w:rFonts w:ascii="Arial" w:hAnsi="Arial" w:cs="Arial"/>
-        </w:rPr>
-        <w:t xml:space="preserve"> ¿Qué parte del modelo implementaste tal cual el diagrama y qué tuviste que resolver por tu cuenta? </w:t>
-      </w:r>
-    </w:p>
-    <w:p>
-      <w:pPr>
-        <w:pStyle w:val="NormalWeb"/>
-        <w:numPr>
-          <w:ilvl w:val="0"/>
-          <w:numId w:val="4"/>
-        </w:numPr>
-        <w:spacing w:before="0" w:beforeAutospacing="0"/>
-        <w:rPr>
-          <w:rFonts w:ascii="Arial" w:hAnsi="Arial" w:cs="Arial"/>
-        </w:rPr>
-      </w:pPr>
-      <w:r>
-        <w:rPr>
-          <w:rFonts w:ascii="Arial" w:hAnsi="Arial" w:cs="Arial"/>
-          <w:b/>
-          <w:bCs/>
-        </w:rPr>
         <w:t>Cómo responder con tu código:</w:t>
       </w:r>
     </w:p>
@@ -1291,7 +2101,6 @@
         </w:rPr>
         <w:t xml:space="preserve">, decidiendo que el precio base y el stock de un </w:t>
       </w:r>
-      <w:proofErr w:type="spellStart"/>
       <w:r>
         <w:rPr>
           <w:rStyle w:val="CdigoHTML"/>
@@ -1299,7 +2108,6 @@
         </w:rPr>
         <w:t>ProductoCombo</w:t>
       </w:r>
-      <w:proofErr w:type="spellEnd"/>
       <w:r>
         <w:rPr>
           <w:rFonts w:ascii="Arial" w:hAnsi="Arial" w:cs="Arial"/>
@@ -1351,7 +2159,6 @@
         </w:rPr>
         <w:t xml:space="preserve">"Implementé tal cual estaba en el diagrama toda la estructura general de clases, los métodos abstractos, las multiplicidades y las tres relaciones estructurales clave: la composición con </w:t>
       </w:r>
-      <w:proofErr w:type="spellStart"/>
       <w:r>
         <w:rPr>
           <w:rStyle w:val="CdigoHTML"/>
@@ -1359,14 +2166,12 @@
         </w:rPr>
         <w:t>ProductoCategoria</w:t>
       </w:r>
-      <w:proofErr w:type="spellEnd"/>
       <w:r>
         <w:rPr>
           <w:rFonts w:ascii="Arial" w:hAnsi="Arial" w:cs="Arial"/>
         </w:rPr>
         <w:t xml:space="preserve">, la agregación de los componentes en el combo y la asociación con la </w:t>
       </w:r>
-      <w:proofErr w:type="spellStart"/>
       <w:r>
         <w:rPr>
           <w:rStyle w:val="CdigoHTML"/>
@@ -1374,7 +2179,6 @@
         </w:rPr>
         <w:t>UnidadMedida</w:t>
       </w:r>
-      <w:proofErr w:type="spellEnd"/>
       <w:r>
         <w:rPr>
           <w:rFonts w:ascii="Arial" w:hAnsi="Arial" w:cs="Arial"/>
@@ -1411,9 +2215,16 @@
           <w:b/>
           <w:bCs/>
         </w:rPr>
-        <w:t>_</w:t>
-      </w:r>
-      <w:proofErr w:type="spellStart"/>
+        <w:t>_precio_base</w:t>
+      </w:r>
+      <w:r>
+        <w:rPr>
+          <w:rFonts w:ascii="Arial" w:hAnsi="Arial" w:cs="Arial"/>
+          <w:b/>
+          <w:bCs/>
+        </w:rPr>
+        <w:t xml:space="preserve"> y del </w:t>
+      </w:r>
       <w:r>
         <w:rPr>
           <w:rStyle w:val="CdigoHTML"/>
@@ -1421,16 +2232,15 @@
           <w:b/>
           <w:bCs/>
         </w:rPr>
-        <w:t>precio_base</w:t>
-      </w:r>
-      <w:proofErr w:type="spellEnd"/>
-      <w:r>
-        <w:rPr>
-          <w:rFonts w:ascii="Arial" w:hAnsi="Arial" w:cs="Arial"/>
-          <w:b/>
-          <w:bCs/>
-        </w:rPr>
-        <w:t xml:space="preserve"> y del </w:t>
+        <w:t>_stock_cantidad</w:t>
+      </w:r>
+      <w:r>
+        <w:rPr>
+          <w:rFonts w:ascii="Arial" w:hAnsi="Arial" w:cs="Arial"/>
+          <w:b/>
+          <w:bCs/>
+        </w:rPr>
+        <w:t xml:space="preserve"> en el </w:t>
       </w:r>
       <w:r>
         <w:rPr>
@@ -1439,567 +2249,96 @@
           <w:b/>
           <w:bCs/>
         </w:rPr>
-        <w:t>_</w:t>
-      </w:r>
-      <w:proofErr w:type="spellStart"/>
+        <w:t>ProductoCombo</w:t>
+      </w:r>
+      <w:r>
+        <w:rPr>
+          <w:rFonts w:ascii="Arial" w:hAnsi="Arial" w:cs="Arial"/>
+        </w:rPr>
+        <w:t xml:space="preserve">. Como el diagrama hacía que el combo heredara de </w:t>
+      </w:r>
       <w:r>
         <w:rPr>
           <w:rStyle w:val="CdigoHTML"/>
           <w:rFonts w:ascii="Arial" w:eastAsiaTheme="majorEastAsia" w:hAnsi="Arial" w:cs="Arial"/>
-          <w:b/>
-          <w:bCs/>
-        </w:rPr>
-        <w:t>stock_cantidad</w:t>
-      </w:r>
-      <w:proofErr w:type="spellEnd"/>
-      <w:r>
-        <w:rPr>
-          <w:rFonts w:ascii="Arial" w:hAnsi="Arial" w:cs="Arial"/>
-          <w:b/>
-          <w:bCs/>
-        </w:rPr>
-        <w:t xml:space="preserve"> en el </w:t>
-      </w:r>
-      <w:proofErr w:type="spellStart"/>
+        </w:rPr>
+        <w:t>Producto</w:t>
+      </w:r>
+      <w:r>
+        <w:rPr>
+          <w:rFonts w:ascii="Arial" w:hAnsi="Arial" w:cs="Arial"/>
+        </w:rPr>
+        <w:t xml:space="preserve">, en la práctica necesitaba pasarle esos valores al </w:t>
+      </w:r>
       <w:r>
         <w:rPr>
           <w:rStyle w:val="CdigoHTML"/>
           <w:rFonts w:ascii="Arial" w:eastAsiaTheme="majorEastAsia" w:hAnsi="Arial" w:cs="Arial"/>
-          <w:b/>
-          <w:bCs/>
-        </w:rPr>
-        <w:t>ProductoCombo</w:t>
-      </w:r>
-      <w:proofErr w:type="spellEnd"/>
-      <w:r>
-        <w:rPr>
-          <w:rFonts w:ascii="Arial" w:hAnsi="Arial" w:cs="Arial"/>
-        </w:rPr>
-        <w:t xml:space="preserve">. Como el diagrama hacía que el combo heredara de </w:t>
-      </w:r>
-      <w:r>
-        <w:rPr>
-          <w:rStyle w:val="CdigoHTML"/>
-          <w:rFonts w:ascii="Arial" w:eastAsiaTheme="majorEastAsia" w:hAnsi="Arial" w:cs="Arial"/>
-        </w:rPr>
-        <w:t>Producto</w:t>
-      </w:r>
-      <w:r>
-        <w:rPr>
-          <w:rFonts w:ascii="Arial" w:hAnsi="Arial" w:cs="Arial"/>
-        </w:rPr>
-        <w:t xml:space="preserve">, en la práctica necesitaba pasarle esos valores al </w:t>
-      </w:r>
-      <w:r>
-        <w:rPr>
-          <w:rStyle w:val="CdigoHTML"/>
-          <w:rFonts w:ascii="Arial" w:eastAsiaTheme="majorEastAsia" w:hAnsi="Arial" w:cs="Arial"/>
-        </w:rPr>
-        <w:t>super().__</w:t>
-      </w:r>
-      <w:proofErr w:type="spellStart"/>
-      <w:r>
-        <w:rPr>
-          <w:rStyle w:val="CdigoHTML"/>
-          <w:rFonts w:ascii="Arial" w:eastAsiaTheme="majorEastAsia" w:hAnsi="Arial" w:cs="Arial"/>
-        </w:rPr>
-        <w:t>init</w:t>
-      </w:r>
-      <w:proofErr w:type="spellEnd"/>
-      <w:r>
-        <w:rPr>
-          <w:rStyle w:val="CdigoHTML"/>
-          <w:rFonts w:ascii="Arial" w:eastAsiaTheme="majorEastAsia" w:hAnsi="Arial" w:cs="Arial"/>
-        </w:rPr>
-        <w:t>__()</w:t>
-      </w:r>
-      <w:r>
-        <w:rPr>
-          <w:rFonts w:ascii="Arial" w:hAnsi="Arial" w:cs="Arial"/>
-        </w:rPr>
-        <w:t xml:space="preserve">, pero el gráfico no explicaba si venían de afuera o cómo se calculaban. Lo resolví creando una lógica propia donde el precio base del combo se deriva automáticamente sumando los precios de sus componentes con el descuento aplicado, y el stock se calcula tomando el mínimo disponible de ellos. Lo mismo pasó con </w:t>
-      </w:r>
-      <w:proofErr w:type="spellStart"/>
-      <w:r>
-        <w:rPr>
-          <w:rStyle w:val="CdigoHTML"/>
-          <w:rFonts w:ascii="Arial" w:eastAsiaTheme="majorEastAsia" w:hAnsi="Arial" w:cs="Arial"/>
-        </w:rPr>
-        <w:t>ProductoDestacado</w:t>
-      </w:r>
-      <w:proofErr w:type="spellEnd"/>
-      <w:r>
-        <w:rPr>
-          <w:rFonts w:ascii="Arial" w:hAnsi="Arial" w:cs="Arial"/>
-        </w:rPr>
-        <w:t>, donde el diagrama dejaba la herencia abierta y tuve que decidir rediseñarla por un atributo interno (</w:t>
-      </w:r>
-      <w:r>
-        <w:rPr>
-          <w:rStyle w:val="CdigoHTML"/>
-          <w:rFonts w:ascii="Arial" w:eastAsiaTheme="majorEastAsia" w:hAnsi="Arial" w:cs="Arial"/>
-        </w:rPr>
-        <w:t>_</w:t>
-      </w:r>
-      <w:proofErr w:type="spellStart"/>
-      <w:r>
-        <w:rPr>
-          <w:rStyle w:val="CdigoHTML"/>
-          <w:rFonts w:ascii="Arial" w:eastAsiaTheme="majorEastAsia" w:hAnsi="Arial" w:cs="Arial"/>
-        </w:rPr>
-        <w:t>orden_vidriera</w:t>
-      </w:r>
-      <w:proofErr w:type="spellEnd"/>
-      <w:r>
-        <w:rPr>
-          <w:rFonts w:ascii="Arial" w:hAnsi="Arial" w:cs="Arial"/>
-        </w:rPr>
-        <w:t xml:space="preserve">)." </w:t>
+        </w:rPr>
+        <w:t>super().__init__()</w:t>
+      </w:r>
+      <w:r>
+        <w:rPr>
+          <w:rFonts w:ascii="Arial" w:hAnsi="Arial" w:cs="Arial"/>
+        </w:rPr>
+        <w:t xml:space="preserve">, pero el gráfico no explicaba si venían de afuera o cómo se calculaban. Lo resolví creando una lógica propia donde el precio base del combo se deriva automáticamente sumando los precios de sus componentes con el descuento aplicado, y el stock se calcula tomando el mínimo disponible de ellos. </w:t>
       </w:r>
     </w:p>
     <w:p>
       <w:pPr>
         <w:pStyle w:val="NormalWeb"/>
         <w:spacing w:before="0" w:beforeAutospacing="0"/>
-      </w:pPr>
-    </w:p>
-    <w:p>
-      <w:pPr>
-        <w:pStyle w:val="NormalWeb"/>
-      </w:pPr>
-      <w:proofErr w:type="spellStart"/>
-      <w:r>
+        <w:rPr>
+          <w:rFonts w:ascii="Arial" w:hAnsi="Arial" w:cs="Arial"/>
+        </w:rPr>
+      </w:pPr>
+      <w:r>
+        <w:rPr>
+          <w:rFonts w:ascii="Arial" w:hAnsi="Arial" w:cs="Arial"/>
+        </w:rPr>
         <w:lastRenderedPageBreak/>
-        <w:t>class</w:t>
-      </w:r>
-      <w:proofErr w:type="spellEnd"/>
-      <w:r>
-        <w:t xml:space="preserve"> </w:t>
-      </w:r>
-      <w:proofErr w:type="spellStart"/>
-      <w:r>
-        <w:t>ProductoCombo</w:t>
-      </w:r>
-      <w:proofErr w:type="spellEnd"/>
-      <w:r>
-        <w:t>(Producto):</w:t>
-      </w:r>
-    </w:p>
-    <w:p>
-      <w:pPr>
-        <w:pStyle w:val="NormalWeb"/>
-      </w:pPr>
-      <w:r>
-        <w:t xml:space="preserve">    """Agrupa entre 2 y N productos ya construidos y aplica un descuento sobre la suma."""</w:t>
-      </w:r>
-    </w:p>
-    <w:p>
-      <w:pPr>
-        <w:pStyle w:val="NormalWeb"/>
-      </w:pPr>
-      <w:r>
-        <w:t xml:space="preserve">    </w:t>
-      </w:r>
-      <w:proofErr w:type="spellStart"/>
-      <w:r>
-        <w:t>def</w:t>
-      </w:r>
-      <w:proofErr w:type="spellEnd"/>
-      <w:r>
-        <w:t xml:space="preserve"> __</w:t>
-      </w:r>
-      <w:proofErr w:type="spellStart"/>
-      <w:r>
-        <w:t>init</w:t>
-      </w:r>
-      <w:proofErr w:type="spellEnd"/>
-      <w:r>
-        <w:t>__(</w:t>
-      </w:r>
-      <w:proofErr w:type="spellStart"/>
-      <w:r>
-        <w:t>self</w:t>
-      </w:r>
-      <w:proofErr w:type="spellEnd"/>
-      <w:r>
-        <w:t xml:space="preserve">, nombre: </w:t>
-      </w:r>
-      <w:proofErr w:type="spellStart"/>
-      <w:r>
-        <w:t>str</w:t>
-      </w:r>
-      <w:proofErr w:type="spellEnd"/>
-      <w:r>
-        <w:t xml:space="preserve">, componentes: </w:t>
-      </w:r>
-      <w:proofErr w:type="spellStart"/>
-      <w:r>
-        <w:t>list</w:t>
-      </w:r>
-      <w:proofErr w:type="spellEnd"/>
-      <w:r>
-        <w:t xml:space="preserve">[Producto], descuento: </w:t>
-      </w:r>
-      <w:proofErr w:type="spellStart"/>
-      <w:r>
-        <w:t>float</w:t>
-      </w:r>
-      <w:proofErr w:type="spellEnd"/>
-      <w:r>
-        <w:t xml:space="preserve">, </w:t>
-      </w:r>
-      <w:proofErr w:type="spellStart"/>
-      <w:r>
-        <w:t>categoria_principal</w:t>
-      </w:r>
-      <w:proofErr w:type="spellEnd"/>
-      <w:r>
-        <w:t xml:space="preserve">: </w:t>
-      </w:r>
-      <w:proofErr w:type="spellStart"/>
-      <w:r>
-        <w:t>Categoria</w:t>
-      </w:r>
-      <w:proofErr w:type="spellEnd"/>
-      <w:r>
-        <w:t xml:space="preserve">) -&gt; </w:t>
-      </w:r>
-      <w:proofErr w:type="spellStart"/>
-      <w:r>
-        <w:t>None</w:t>
-      </w:r>
-      <w:proofErr w:type="spellEnd"/>
-      <w:r>
-        <w:t>:</w:t>
-      </w:r>
-    </w:p>
-    <w:p>
-      <w:pPr>
-        <w:pStyle w:val="NormalWeb"/>
-      </w:pPr>
-      <w:r>
-        <w:t xml:space="preserve">        </w:t>
-      </w:r>
-      <w:proofErr w:type="spellStart"/>
-      <w:r>
-        <w:t>if</w:t>
-      </w:r>
-      <w:proofErr w:type="spellEnd"/>
-      <w:r>
-        <w:t xml:space="preserve"> </w:t>
-      </w:r>
-      <w:proofErr w:type="spellStart"/>
-      <w:r>
-        <w:t>len</w:t>
-      </w:r>
-      <w:proofErr w:type="spellEnd"/>
-      <w:r>
-        <w:t>(componentes) &lt; 2:</w:t>
-      </w:r>
-    </w:p>
-    <w:p>
-      <w:pPr>
-        <w:pStyle w:val="NormalWeb"/>
-      </w:pPr>
-      <w:r>
-        <w:t xml:space="preserve">            </w:t>
-      </w:r>
-      <w:proofErr w:type="spellStart"/>
-      <w:r>
-        <w:t>raise</w:t>
-      </w:r>
-      <w:proofErr w:type="spellEnd"/>
-      <w:r>
-        <w:t xml:space="preserve"> </w:t>
-      </w:r>
-      <w:proofErr w:type="spellStart"/>
-      <w:r>
-        <w:t>ErrorDeDominio</w:t>
-      </w:r>
-      <w:proofErr w:type="spellEnd"/>
-      <w:r>
-        <w:t xml:space="preserve">("Un </w:t>
-      </w:r>
-      <w:proofErr w:type="spellStart"/>
-      <w:r>
-        <w:t>ProductoCombo</w:t>
-      </w:r>
-      <w:proofErr w:type="spellEnd"/>
-      <w:r>
-        <w:t xml:space="preserve"> debe agrupar al menos 2 componentes.")</w:t>
-      </w:r>
-    </w:p>
-    <w:p>
-      <w:pPr>
-        <w:pStyle w:val="NormalWeb"/>
-      </w:pPr>
-      <w:r>
-        <w:t xml:space="preserve">        </w:t>
-      </w:r>
-      <w:proofErr w:type="spellStart"/>
-      <w:r>
-        <w:t>if</w:t>
-      </w:r>
-      <w:proofErr w:type="spellEnd"/>
-      <w:r>
-        <w:t xml:space="preserve"> </w:t>
-      </w:r>
-      <w:proofErr w:type="spellStart"/>
-      <w:r>
-        <w:t>not</w:t>
-      </w:r>
-      <w:proofErr w:type="spellEnd"/>
-      <w:r>
-        <w:t xml:space="preserve"> (0 &lt;= descuento &lt; 1):</w:t>
-      </w:r>
-    </w:p>
-    <w:p>
-      <w:pPr>
-        <w:pStyle w:val="NormalWeb"/>
-      </w:pPr>
-      <w:r>
-        <w:t xml:space="preserve">            </w:t>
-      </w:r>
-      <w:proofErr w:type="spellStart"/>
-      <w:r>
-        <w:t>raise</w:t>
-      </w:r>
-      <w:proofErr w:type="spellEnd"/>
-      <w:r>
-        <w:t xml:space="preserve"> </w:t>
-      </w:r>
-      <w:proofErr w:type="spellStart"/>
-      <w:r>
-        <w:t>ErrorDeDominio</w:t>
-      </w:r>
-      <w:proofErr w:type="spellEnd"/>
-      <w:r>
-        <w:t>("El descuento debe estar en el rango [0, 1).")</w:t>
-      </w:r>
-    </w:p>
-    <w:p>
-      <w:pPr>
-        <w:pStyle w:val="NormalWeb"/>
-      </w:pPr>
-      <w:r>
-        <w:t xml:space="preserve">        </w:t>
-      </w:r>
-    </w:p>
-    <w:p>
-      <w:pPr>
-        <w:pStyle w:val="NormalWeb"/>
-      </w:pPr>
-      <w:r>
-        <w:t xml:space="preserve">        </w:t>
-      </w:r>
-      <w:proofErr w:type="spellStart"/>
-      <w:r>
-        <w:t>self</w:t>
-      </w:r>
-      <w:proofErr w:type="spellEnd"/>
-      <w:r>
-        <w:t xml:space="preserve">._componentes: </w:t>
-      </w:r>
-      <w:proofErr w:type="spellStart"/>
-      <w:r>
-        <w:t>list</w:t>
-      </w:r>
-      <w:proofErr w:type="spellEnd"/>
-      <w:r>
-        <w:t>[Producto] = componentes</w:t>
-      </w:r>
-    </w:p>
-    <w:p>
-      <w:pPr>
-        <w:pStyle w:val="NormalWeb"/>
-      </w:pPr>
-      <w:r>
-        <w:t xml:space="preserve">        </w:t>
-      </w:r>
-      <w:proofErr w:type="spellStart"/>
-      <w:r>
-        <w:t>self</w:t>
-      </w:r>
-      <w:proofErr w:type="spellEnd"/>
-      <w:r>
-        <w:t xml:space="preserve">._descuento: </w:t>
-      </w:r>
-      <w:proofErr w:type="spellStart"/>
-      <w:r>
-        <w:t>float</w:t>
-      </w:r>
-      <w:proofErr w:type="spellEnd"/>
-      <w:r>
-        <w:t xml:space="preserve"> = descuento</w:t>
-      </w:r>
-    </w:p>
-    <w:p>
-      <w:pPr>
-        <w:pStyle w:val="NormalWeb"/>
-      </w:pPr>
-      <w:r>
-        <w:t xml:space="preserve">        </w:t>
-      </w:r>
-    </w:p>
-    <w:p>
-      <w:pPr>
-        <w:pStyle w:val="NormalWeb"/>
-      </w:pPr>
-      <w:r>
-        <w:t xml:space="preserve">        # --- AQUÍ SUCEDE LA LÓGICA DERIVADA ---</w:t>
-      </w:r>
-    </w:p>
-    <w:p>
-      <w:pPr>
-        <w:pStyle w:val="NormalWeb"/>
-      </w:pPr>
-      <w:r>
-        <w:t xml:space="preserve">        </w:t>
-      </w:r>
-      <w:proofErr w:type="spellStart"/>
-      <w:r>
-        <w:t>precio_base_derivado</w:t>
-      </w:r>
-      <w:proofErr w:type="spellEnd"/>
-      <w:r>
-        <w:t xml:space="preserve"> = sum(</w:t>
-      </w:r>
-      <w:proofErr w:type="spellStart"/>
-      <w:r>
-        <w:t>c.precio_final</w:t>
-      </w:r>
-      <w:proofErr w:type="spellEnd"/>
-      <w:r>
-        <w:t xml:space="preserve">(1) </w:t>
-      </w:r>
-      <w:proofErr w:type="spellStart"/>
-      <w:r>
-        <w:t>for</w:t>
-      </w:r>
-      <w:proofErr w:type="spellEnd"/>
-      <w:r>
-        <w:t xml:space="preserve"> c in componentes) * (1 - descuento)</w:t>
-      </w:r>
-    </w:p>
-    <w:p>
-      <w:pPr>
-        <w:pStyle w:val="NormalWeb"/>
-      </w:pPr>
-      <w:r>
-        <w:t xml:space="preserve">        </w:t>
-      </w:r>
-      <w:proofErr w:type="spellStart"/>
-      <w:r>
-        <w:t>stock_derivado</w:t>
-      </w:r>
-      <w:proofErr w:type="spellEnd"/>
-      <w:r>
-        <w:t xml:space="preserve"> = min(c._</w:t>
-      </w:r>
-      <w:proofErr w:type="spellStart"/>
-      <w:r>
-        <w:t>stock_cantidad</w:t>
-      </w:r>
-      <w:proofErr w:type="spellEnd"/>
-      <w:r>
-        <w:t xml:space="preserve"> </w:t>
-      </w:r>
-      <w:proofErr w:type="spellStart"/>
-      <w:r>
-        <w:t>for</w:t>
-      </w:r>
-      <w:proofErr w:type="spellEnd"/>
-      <w:r>
-        <w:t xml:space="preserve"> c in componentes) </w:t>
-      </w:r>
-      <w:proofErr w:type="spellStart"/>
-      <w:r>
-        <w:t>if</w:t>
-      </w:r>
-      <w:proofErr w:type="spellEnd"/>
-      <w:r>
-        <w:t xml:space="preserve"> componentes </w:t>
-      </w:r>
-      <w:proofErr w:type="spellStart"/>
-      <w:r>
-        <w:t>else</w:t>
-      </w:r>
-      <w:proofErr w:type="spellEnd"/>
-      <w:r>
-        <w:t xml:space="preserve"> 0.0</w:t>
-      </w:r>
-    </w:p>
-    <w:p>
-      <w:pPr>
-        <w:pStyle w:val="NormalWeb"/>
-      </w:pPr>
-      <w:r>
-        <w:t xml:space="preserve">        </w:t>
+        <w:t xml:space="preserve">Lo mismo pasó con </w:t>
+      </w:r>
+      <w:r>
+        <w:rPr>
+          <w:rStyle w:val="CdigoHTML"/>
+          <w:rFonts w:ascii="Arial" w:eastAsiaTheme="majorEastAsia" w:hAnsi="Arial" w:cs="Arial"/>
+        </w:rPr>
+        <w:t>ProductoDestacado</w:t>
+      </w:r>
+      <w:r>
+        <w:rPr>
+          <w:rFonts w:ascii="Arial" w:hAnsi="Arial" w:cs="Arial"/>
+        </w:rPr>
+        <w:t>, donde el diagrama dejaba la herencia abierta y tuve que decidir rediseñarla por un atributo interno (</w:t>
+      </w:r>
+      <w:r>
+        <w:rPr>
+          <w:rStyle w:val="CdigoHTML"/>
+          <w:rFonts w:ascii="Arial" w:eastAsiaTheme="majorEastAsia" w:hAnsi="Arial" w:cs="Arial"/>
+        </w:rPr>
+        <w:t>_orden_vidriera</w:t>
+      </w:r>
+      <w:r>
+        <w:rPr>
+          <w:rFonts w:ascii="Arial" w:hAnsi="Arial" w:cs="Arial"/>
+        </w:rPr>
+        <w:t xml:space="preserve">)." </w:t>
       </w:r>
     </w:p>
     <w:p>
       <w:pPr>
         <w:pStyle w:val="NormalWeb"/>
         <w:spacing w:before="0" w:beforeAutospacing="0"/>
-      </w:pPr>
-      <w:r>
-        <w:t xml:space="preserve">        super().__</w:t>
-      </w:r>
-      <w:proofErr w:type="spellStart"/>
-      <w:r>
-        <w:t>init</w:t>
-      </w:r>
-      <w:proofErr w:type="spellEnd"/>
-      <w:r>
-        <w:t xml:space="preserve">__(nombre, </w:t>
-      </w:r>
-      <w:proofErr w:type="spellStart"/>
-      <w:r>
-        <w:t>precio_base_derivado</w:t>
-      </w:r>
-      <w:proofErr w:type="spellEnd"/>
-      <w:r>
-        <w:t xml:space="preserve">, </w:t>
-      </w:r>
-      <w:proofErr w:type="spellStart"/>
-      <w:r>
-        <w:t>stock_derivado</w:t>
-      </w:r>
-      <w:proofErr w:type="spellEnd"/>
-      <w:r>
-        <w:t xml:space="preserve">, </w:t>
-      </w:r>
-      <w:proofErr w:type="spellStart"/>
-      <w:r>
-        <w:t>unidad_venta</w:t>
-      </w:r>
-      <w:proofErr w:type="spellEnd"/>
-      <w:r>
-        <w:t>=</w:t>
-      </w:r>
-      <w:proofErr w:type="spellStart"/>
-      <w:r>
-        <w:t>None</w:t>
-      </w:r>
-      <w:proofErr w:type="spellEnd"/>
-      <w:r>
-        <w:t xml:space="preserve">, </w:t>
-      </w:r>
-      <w:proofErr w:type="spellStart"/>
-      <w:r>
-        <w:t>categoria_principal</w:t>
-      </w:r>
-      <w:proofErr w:type="spellEnd"/>
-      <w:r>
-        <w:t>=</w:t>
-      </w:r>
-      <w:proofErr w:type="spellStart"/>
-      <w:r>
-        <w:t>categoria_principal</w:t>
-      </w:r>
-      <w:proofErr w:type="spellEnd"/>
-      <w:r>
-        <w:t>)</w:t>
+        <w:rPr>
+          <w:rFonts w:ascii="Arial" w:hAnsi="Arial" w:cs="Arial"/>
+        </w:rPr>
+      </w:pPr>
+      <w:r>
+        <w:rPr>
+          <w:rFonts w:ascii="Arial" w:hAnsi="Arial" w:cs="Arial"/>
+        </w:rPr>
+        <w:t>Nota: _orden_vidriera ya estaba en el diagrama UML inicial, no se creo</w:t>
       </w:r>
     </w:p>
     <w:p>
@@ -2011,14 +2350,131 @@
     <w:p>
       <w:pPr>
         <w:pStyle w:val="NormalWeb"/>
-        <w:spacing w:before="0" w:beforeAutospacing="0"/>
-      </w:pPr>
+      </w:pPr>
+      <w:r>
+        <w:t>class ProductoCombo(Producto):</w:t>
+      </w:r>
+    </w:p>
+    <w:p>
+      <w:pPr>
+        <w:pStyle w:val="NormalWeb"/>
+      </w:pPr>
+      <w:r>
+        <w:t xml:space="preserve">    """Agrupa entre 2 y N productos ya construidos y aplica un descuento sobre la suma."""</w:t>
+      </w:r>
+    </w:p>
+    <w:p>
+      <w:pPr>
+        <w:pStyle w:val="NormalWeb"/>
+      </w:pPr>
+      <w:r>
+        <w:t xml:space="preserve">    def __init__(self, nombre: str, componentes: list[Producto], descuento: float, categoria_principal: Categoria) -&gt; None:</w:t>
+      </w:r>
+    </w:p>
+    <w:p>
+      <w:pPr>
+        <w:pStyle w:val="NormalWeb"/>
+      </w:pPr>
+      <w:r>
+        <w:t xml:space="preserve">        if len(componentes) &lt; 2:</w:t>
+      </w:r>
+    </w:p>
+    <w:p>
+      <w:pPr>
+        <w:pStyle w:val="NormalWeb"/>
+      </w:pPr>
+      <w:r>
+        <w:t xml:space="preserve">            raise ErrorDeDominio("Un ProductoCombo debe agrupar al menos 2 componentes.")</w:t>
+      </w:r>
+    </w:p>
+    <w:p>
+      <w:pPr>
+        <w:pStyle w:val="NormalWeb"/>
+      </w:pPr>
+      <w:r>
+        <w:t xml:space="preserve">        if not (0 &lt;= descuento &lt; 1):</w:t>
+      </w:r>
+    </w:p>
+    <w:p>
+      <w:pPr>
+        <w:pStyle w:val="NormalWeb"/>
+      </w:pPr>
+      <w:r>
+        <w:t xml:space="preserve">            raise ErrorDeDominio("El descuento debe estar en el rango [0, 1).")</w:t>
+      </w:r>
+    </w:p>
+    <w:p>
+      <w:pPr>
+        <w:pStyle w:val="NormalWeb"/>
+      </w:pPr>
+      <w:r>
+        <w:t xml:space="preserve">        </w:t>
+      </w:r>
+    </w:p>
+    <w:p>
+      <w:pPr>
+        <w:pStyle w:val="NormalWeb"/>
+      </w:pPr>
+      <w:r>
+        <w:t xml:space="preserve">        self._componentes: list[Producto] = componentes</w:t>
+      </w:r>
+    </w:p>
+    <w:p>
+      <w:pPr>
+        <w:pStyle w:val="NormalWeb"/>
+      </w:pPr>
+      <w:r>
+        <w:t xml:space="preserve">        self._descuento: float = descuento</w:t>
+      </w:r>
+    </w:p>
+    <w:p>
+      <w:pPr>
+        <w:pStyle w:val="NormalWeb"/>
+      </w:pPr>
+      <w:r>
+        <w:t xml:space="preserve">        </w:t>
+      </w:r>
+    </w:p>
+    <w:p>
+      <w:pPr>
+        <w:pStyle w:val="NormalWeb"/>
+      </w:pPr>
+      <w:r>
+        <w:t xml:space="preserve">        # --- AQUÍ SUCEDE LA LÓGICA DERIVADA ---</w:t>
+      </w:r>
+    </w:p>
+    <w:p>
+      <w:pPr>
+        <w:pStyle w:val="NormalWeb"/>
+      </w:pPr>
+      <w:r>
+        <w:t xml:space="preserve">        precio_base_derivado = sum(c.precio_final(1) for c in componentes) * (1 - descuento)</w:t>
+      </w:r>
+    </w:p>
+    <w:p>
+      <w:pPr>
+        <w:pStyle w:val="NormalWeb"/>
+      </w:pPr>
+      <w:r>
+        <w:t xml:space="preserve">        stock_derivado = min(c._stock_cantidad for c in componentes) if componentes else 0.0</w:t>
+      </w:r>
+    </w:p>
+    <w:p>
+      <w:pPr>
+        <w:pStyle w:val="NormalWeb"/>
+      </w:pPr>
+      <w:r>
+        <w:t xml:space="preserve">        </w:t>
+      </w:r>
     </w:p>
     <w:p>
       <w:pPr>
         <w:pStyle w:val="NormalWeb"/>
         <w:spacing w:before="0" w:beforeAutospacing="0"/>
       </w:pPr>
+      <w:r>
+        <w:t xml:space="preserve">        super().__init__(nombre, precio_base_derivado, stock_derivado, unidad_venta=None, categoria_principal=categoria_principal)</w:t>
+      </w:r>
     </w:p>
     <w:p>
       <w:pPr>
@@ -2032,10 +2488,27 @@
         <w:spacing w:before="0" w:beforeAutospacing="0"/>
       </w:pPr>
     </w:p>
+    <w:p>
+      <w:pPr>
+        <w:pStyle w:val="NormalWeb"/>
+        <w:spacing w:before="0" w:beforeAutospacing="0"/>
+      </w:pPr>
+    </w:p>
+    <w:p>
+      <w:pPr>
+        <w:pStyle w:val="NormalWeb"/>
+        <w:spacing w:before="0" w:beforeAutospacing="0"/>
+      </w:pPr>
+    </w:p>
+    <w:p>
+      <w:pPr>
+        <w:pStyle w:val="NormalWeb"/>
+        <w:spacing w:before="0" w:beforeAutospacing="0"/>
+      </w:pPr>
+    </w:p>
     <w:p/>
     <w:p>
       <w:r>
-        <w:lastRenderedPageBreak/>
         <w:t>----------------------------------------DIFICULTADES-----------------------------------</w:t>
       </w:r>
     </w:p>
@@ -2054,7 +2527,6 @@
         </w:rPr>
         <w:t xml:space="preserve">1. Las páginas iniciales y el shock con </w:t>
       </w:r>
-      <w:proofErr w:type="spellStart"/>
       <w:r>
         <w:rPr>
           <w:rStyle w:val="CdigoHTML"/>
@@ -2062,7 +2534,6 @@
         </w:rPr>
         <w:t>ProductoDestacado</w:t>
       </w:r>
-      <w:proofErr w:type="spellEnd"/>
       <w:r>
         <w:rPr>
           <w:rFonts w:ascii="Arial" w:hAnsi="Arial" w:cs="Arial"/>
@@ -2096,7 +2567,6 @@
         </w:rPr>
         <w:t xml:space="preserve"> Cuando ves el diagrama de clases en la página 3, te encuentras con </w:t>
       </w:r>
-      <w:proofErr w:type="spellStart"/>
       <w:r>
         <w:rPr>
           <w:rStyle w:val="CdigoHTML"/>
@@ -2104,7 +2574,6 @@
         </w:rPr>
         <w:t>ProductoDestacado</w:t>
       </w:r>
-      <w:proofErr w:type="spellEnd"/>
       <w:r>
         <w:rPr>
           <w:rFonts w:ascii="Arial" w:hAnsi="Arial" w:cs="Arial"/>
@@ -2184,17 +2653,8 @@
           <w:rStyle w:val="CdigoHTML"/>
           <w:rFonts w:ascii="Arial" w:hAnsi="Arial" w:cs="Arial"/>
         </w:rPr>
-        <w:t>_</w:t>
-      </w:r>
-      <w:proofErr w:type="spellStart"/>
-      <w:r>
-        <w:rPr>
-          <w:rStyle w:val="CdigoHTML"/>
-          <w:rFonts w:ascii="Arial" w:hAnsi="Arial" w:cs="Arial"/>
-        </w:rPr>
-        <w:t>orden_vidriera</w:t>
-      </w:r>
-      <w:proofErr w:type="spellEnd"/>
+        <w:t>_orden_vidriera</w:t>
+      </w:r>
       <w:r>
         <w:rPr>
           <w:rFonts w:ascii="Arial" w:hAnsi="Arial" w:cs="Arial"/>
@@ -2256,7 +2716,6 @@
         </w:rPr>
         <w:t xml:space="preserve"> y </w:t>
       </w:r>
-      <w:proofErr w:type="spellStart"/>
       <w:r>
         <w:rPr>
           <w:rStyle w:val="CdigoHTML"/>
@@ -2264,7 +2723,6 @@
         </w:rPr>
         <w:t>ProductoCategoria</w:t>
       </w:r>
-      <w:proofErr w:type="spellEnd"/>
       <w:r>
         <w:rPr>
           <w:rFonts w:ascii="Arial" w:hAnsi="Arial" w:cs="Arial"/>
@@ -2296,53 +2754,14 @@
         <w:rPr>
           <w:rFonts w:ascii="Arial" w:hAnsi="Arial" w:cs="Arial"/>
         </w:rPr>
-        <w:t xml:space="preserve"> En Java, uno está acostumbrado a hacer un </w:t>
-      </w:r>
-      <w:proofErr w:type="spellStart"/>
-      <w:r>
-        <w:rPr>
-          <w:rFonts w:ascii="Arial" w:hAnsi="Arial" w:cs="Arial"/>
-        </w:rPr>
-        <w:t>getter</w:t>
-      </w:r>
-      <w:proofErr w:type="spellEnd"/>
-      <w:r>
-        <w:rPr>
-          <w:rFonts w:ascii="Arial" w:hAnsi="Arial" w:cs="Arial"/>
-        </w:rPr>
-        <w:t xml:space="preserve"> que devuelva la lista interna (</w:t>
-      </w:r>
-      <w:proofErr w:type="spellStart"/>
-      <w:r>
-        <w:rPr>
-          <w:rStyle w:val="CdigoHTML"/>
-          <w:rFonts w:ascii="Arial" w:hAnsi="Arial" w:cs="Arial"/>
-        </w:rPr>
-        <w:t>return</w:t>
-      </w:r>
-      <w:proofErr w:type="spellEnd"/>
-      <w:r>
-        <w:rPr>
-          <w:rStyle w:val="CdigoHTML"/>
-          <w:rFonts w:ascii="Arial" w:hAnsi="Arial" w:cs="Arial"/>
-        </w:rPr>
-        <w:t xml:space="preserve"> </w:t>
-      </w:r>
-      <w:proofErr w:type="spellStart"/>
-      <w:r>
-        <w:rPr>
-          <w:rStyle w:val="CdigoHTML"/>
-          <w:rFonts w:ascii="Arial" w:hAnsi="Arial" w:cs="Arial"/>
-        </w:rPr>
-        <w:t>this.categorias</w:t>
-      </w:r>
-      <w:proofErr w:type="spellEnd"/>
-      <w:r>
-        <w:rPr>
-          <w:rStyle w:val="CdigoHTML"/>
-          <w:rFonts w:ascii="Arial" w:hAnsi="Arial" w:cs="Arial"/>
-        </w:rPr>
-        <w:t>;</w:t>
+        <w:t xml:space="preserve"> En Java, uno está acostumbrado a hacer un getter que devuelva la lista interna (</w:t>
+      </w:r>
+      <w:r>
+        <w:rPr>
+          <w:rStyle w:val="CdigoHTML"/>
+          <w:rFonts w:ascii="Arial" w:hAnsi="Arial" w:cs="Arial"/>
+        </w:rPr>
+        <w:t>return this.categorias;</w:t>
       </w:r>
       <w:r>
         <w:rPr>
@@ -2350,21 +2769,12 @@
         </w:rPr>
         <w:t xml:space="preserve">) y listo, que el cliente haga lo que quiera. Cuando lees que la cátedra te exige que </w:t>
       </w:r>
-      <w:proofErr w:type="spellStart"/>
-      <w:r>
-        <w:rPr>
-          <w:rStyle w:val="CdigoHTML"/>
-          <w:rFonts w:ascii="Arial" w:hAnsi="Arial" w:cs="Arial"/>
-        </w:rPr>
-        <w:t>categorias</w:t>
-      </w:r>
-      <w:proofErr w:type="spellEnd"/>
-      <w:r>
-        <w:rPr>
-          <w:rStyle w:val="CdigoHTML"/>
-          <w:rFonts w:ascii="Arial" w:hAnsi="Arial" w:cs="Arial"/>
-        </w:rPr>
-        <w:t>()</w:t>
+      <w:r>
+        <w:rPr>
+          <w:rStyle w:val="CdigoHTML"/>
+          <w:rFonts w:ascii="Arial" w:hAnsi="Arial" w:cs="Arial"/>
+        </w:rPr>
+        <w:t>categorias()</w:t>
       </w:r>
       <w:r>
         <w:rPr>
@@ -2386,80 +2796,25 @@
         </w:rPr>
         <w:t xml:space="preserve"> (</w:t>
       </w:r>
-      <w:proofErr w:type="spellStart"/>
-      <w:r>
-        <w:rPr>
-          <w:rStyle w:val="CdigoHTML"/>
-          <w:rFonts w:ascii="Arial" w:hAnsi="Arial" w:cs="Arial"/>
-        </w:rPr>
-        <w:t>tuple</w:t>
-      </w:r>
-      <w:proofErr w:type="spellEnd"/>
-      <w:r>
-        <w:rPr>
-          <w:rStyle w:val="CdigoHTML"/>
-          <w:rFonts w:ascii="Arial" w:hAnsi="Arial" w:cs="Arial"/>
-        </w:rPr>
-        <w:t>(</w:t>
-      </w:r>
-      <w:proofErr w:type="spellStart"/>
-      <w:r>
-        <w:rPr>
-          <w:rStyle w:val="CdigoHTML"/>
-          <w:rFonts w:ascii="Arial" w:hAnsi="Arial" w:cs="Arial"/>
-        </w:rPr>
-        <w:t>self</w:t>
-      </w:r>
-      <w:proofErr w:type="spellEnd"/>
-      <w:r>
-        <w:rPr>
-          <w:rStyle w:val="CdigoHTML"/>
-          <w:rFonts w:ascii="Arial" w:hAnsi="Arial" w:cs="Arial"/>
-        </w:rPr>
-        <w:t>._clasificaciones)</w:t>
-      </w:r>
-      <w:r>
-        <w:rPr>
-          <w:rFonts w:ascii="Arial" w:hAnsi="Arial" w:cs="Arial"/>
-        </w:rPr>
-        <w:t xml:space="preserve">) para proteger el encapsulamiento, a uno se le pasa por alto fácilmente. Si </w:t>
-      </w:r>
-      <w:proofErr w:type="spellStart"/>
-      <w:r>
-        <w:rPr>
-          <w:rFonts w:ascii="Arial" w:hAnsi="Arial" w:cs="Arial"/>
-        </w:rPr>
-        <w:t>devolvés</w:t>
-      </w:r>
-      <w:proofErr w:type="spellEnd"/>
-      <w:r>
-        <w:rPr>
-          <w:rFonts w:ascii="Arial" w:hAnsi="Arial" w:cs="Arial"/>
-        </w:rPr>
-        <w:t xml:space="preserve"> la lista común, el cliente puede hacer un </w:t>
-      </w:r>
-      <w:r>
-        <w:rPr>
-          <w:rStyle w:val="CdigoHTML"/>
-          <w:rFonts w:ascii="Arial" w:hAnsi="Arial" w:cs="Arial"/>
-        </w:rPr>
-        <w:t>.</w:t>
-      </w:r>
-      <w:proofErr w:type="spellStart"/>
-      <w:r>
-        <w:rPr>
-          <w:rStyle w:val="CdigoHTML"/>
-          <w:rFonts w:ascii="Arial" w:hAnsi="Arial" w:cs="Arial"/>
-        </w:rPr>
-        <w:t>append</w:t>
-      </w:r>
-      <w:proofErr w:type="spellEnd"/>
-      <w:r>
-        <w:rPr>
-          <w:rStyle w:val="CdigoHTML"/>
-          <w:rFonts w:ascii="Arial" w:hAnsi="Arial" w:cs="Arial"/>
-        </w:rPr>
-        <w:t>()</w:t>
+      <w:r>
+        <w:rPr>
+          <w:rStyle w:val="CdigoHTML"/>
+          <w:rFonts w:ascii="Arial" w:hAnsi="Arial" w:cs="Arial"/>
+        </w:rPr>
+        <w:t>tuple(self._clasificaciones)</w:t>
+      </w:r>
+      <w:r>
+        <w:rPr>
+          <w:rFonts w:ascii="Arial" w:hAnsi="Arial" w:cs="Arial"/>
+        </w:rPr>
+        <w:t xml:space="preserve">) para proteger el encapsulamiento, a uno se le pasa por alto fácilmente. Si devolvés la lista común, el cliente puede hacer un </w:t>
+      </w:r>
+      <w:r>
+        <w:rPr>
+          <w:rStyle w:val="CdigoHTML"/>
+          <w:rFonts w:ascii="Arial" w:hAnsi="Arial" w:cs="Arial"/>
+        </w:rPr>
+        <w:t>.append()</w:t>
       </w:r>
       <w:r>
         <w:rPr>
@@ -2467,7 +2822,6 @@
         </w:rPr>
         <w:t xml:space="preserve"> desde afuera y te rompe todo el invariante de que el producto tiene que tener una y solo una categoría principal. Lograr que el cliente no pueda instanciar </w:t>
       </w:r>
-      <w:proofErr w:type="spellStart"/>
       <w:r>
         <w:rPr>
           <w:rStyle w:val="CdigoHTML"/>
@@ -2475,7 +2829,6 @@
         </w:rPr>
         <w:t>ProductoCategoria</w:t>
       </w:r>
-      <w:proofErr w:type="spellEnd"/>
       <w:r>
         <w:rPr>
           <w:rFonts w:ascii="Arial" w:hAnsi="Arial" w:cs="Arial"/>
@@ -2497,7 +2850,6 @@
         </w:rPr>
         <w:t xml:space="preserve">3. El gran bache del </w:t>
       </w:r>
-      <w:proofErr w:type="spellStart"/>
       <w:r>
         <w:rPr>
           <w:rStyle w:val="CdigoHTML"/>
@@ -2505,7 +2857,6 @@
         </w:rPr>
         <w:t>ProductoCombo</w:t>
       </w:r>
-      <w:proofErr w:type="spellEnd"/>
       <w:r>
         <w:rPr>
           <w:rFonts w:ascii="Arial" w:hAnsi="Arial" w:cs="Arial"/>
@@ -2539,21 +2890,12 @@
         </w:rPr>
         <w:t xml:space="preserve"> Las reglas matemáticas de </w:t>
       </w:r>
-      <w:proofErr w:type="spellStart"/>
-      <w:r>
-        <w:rPr>
-          <w:rStyle w:val="CdigoHTML"/>
-          <w:rFonts w:ascii="Arial" w:hAnsi="Arial" w:cs="Arial"/>
-        </w:rPr>
-        <w:t>precio_final</w:t>
-      </w:r>
-      <w:proofErr w:type="spellEnd"/>
-      <w:r>
-        <w:rPr>
-          <w:rStyle w:val="CdigoHTML"/>
-          <w:rFonts w:ascii="Arial" w:hAnsi="Arial" w:cs="Arial"/>
-        </w:rPr>
-        <w:t>(cantidad)</w:t>
+      <w:r>
+        <w:rPr>
+          <w:rStyle w:val="CdigoHTML"/>
+          <w:rFonts w:ascii="Arial" w:hAnsi="Arial" w:cs="Arial"/>
+        </w:rPr>
+        <w:t>precio_final(cantidad)</w:t>
       </w:r>
       <w:r>
         <w:rPr>
@@ -2588,7 +2930,6 @@
         </w:rPr>
         <w:t xml:space="preserve"> Cuando lees la tabla de cálculo de precios te das cuenta de que </w:t>
       </w:r>
-      <w:proofErr w:type="spellStart"/>
       <w:r>
         <w:rPr>
           <w:rStyle w:val="CdigoHTML"/>
@@ -2596,7 +2937,6 @@
         </w:rPr>
         <w:t>ProductoCombo</w:t>
       </w:r>
-      <w:proofErr w:type="spellEnd"/>
       <w:r>
         <w:rPr>
           <w:rFonts w:ascii="Arial" w:hAnsi="Arial" w:cs="Arial"/>
@@ -2621,17 +2961,8 @@
           <w:rStyle w:val="CdigoHTML"/>
           <w:rFonts w:ascii="Arial" w:hAnsi="Arial" w:cs="Arial"/>
         </w:rPr>
-        <w:t>_</w:t>
-      </w:r>
-      <w:proofErr w:type="spellStart"/>
-      <w:r>
-        <w:rPr>
-          <w:rStyle w:val="CdigoHTML"/>
-          <w:rFonts w:ascii="Arial" w:hAnsi="Arial" w:cs="Arial"/>
-        </w:rPr>
-        <w:t>precio_base</w:t>
-      </w:r>
-      <w:proofErr w:type="spellEnd"/>
+        <w:t>_precio_base</w:t>
+      </w:r>
       <w:r>
         <w:rPr>
           <w:rFonts w:ascii="Arial" w:hAnsi="Arial" w:cs="Arial"/>
@@ -2643,17 +2974,8 @@
           <w:rStyle w:val="CdigoHTML"/>
           <w:rFonts w:ascii="Arial" w:hAnsi="Arial" w:cs="Arial"/>
         </w:rPr>
-        <w:t>_</w:t>
-      </w:r>
-      <w:proofErr w:type="spellStart"/>
-      <w:r>
-        <w:rPr>
-          <w:rStyle w:val="CdigoHTML"/>
-          <w:rFonts w:ascii="Arial" w:hAnsi="Arial" w:cs="Arial"/>
-        </w:rPr>
-        <w:t>stock_cantidad</w:t>
-      </w:r>
-      <w:proofErr w:type="spellEnd"/>
+        <w:t>_stock_cantidad</w:t>
+      </w:r>
       <w:r>
         <w:rPr>
           <w:rFonts w:ascii="Arial" w:hAnsi="Arial" w:cs="Arial"/>
@@ -2724,23 +3046,7 @@
           <w:rStyle w:val="CdigoHTML"/>
           <w:rFonts w:ascii="Arial" w:hAnsi="Arial" w:cs="Arial"/>
         </w:rPr>
-        <w:t>super().__</w:t>
-      </w:r>
-      <w:proofErr w:type="spellStart"/>
-      <w:r>
-        <w:rPr>
-          <w:rStyle w:val="CdigoHTML"/>
-          <w:rFonts w:ascii="Arial" w:hAnsi="Arial" w:cs="Arial"/>
-        </w:rPr>
-        <w:t>init</w:t>
-      </w:r>
-      <w:proofErr w:type="spellEnd"/>
-      <w:r>
-        <w:rPr>
-          <w:rStyle w:val="CdigoHTML"/>
-          <w:rFonts w:ascii="Arial" w:hAnsi="Arial" w:cs="Arial"/>
-        </w:rPr>
-        <w:t>__()</w:t>
+        <w:t>super().__init__()</w:t>
       </w:r>
       <w:r>
         <w:rPr>
@@ -2761,9 +3067,9 @@
         <w:rPr>
           <w:rFonts w:ascii="Arial" w:hAnsi="Arial" w:cs="Arial"/>
         </w:rPr>
+        <w:lastRenderedPageBreak/>
         <w:t xml:space="preserve">4. El contrato con </w:t>
       </w:r>
-      <w:proofErr w:type="spellStart"/>
       <w:r>
         <w:rPr>
           <w:rStyle w:val="CdigoHTML"/>
@@ -2771,7 +3077,6 @@
         </w:rPr>
         <w:t>Protocol</w:t>
       </w:r>
-      <w:proofErr w:type="spellEnd"/>
       <w:r>
         <w:rPr>
           <w:rFonts w:ascii="Arial" w:hAnsi="Arial" w:cs="Arial"/>
@@ -2843,82 +3148,34 @@
         <w:rPr>
           <w:rFonts w:ascii="Arial" w:hAnsi="Arial" w:cs="Arial"/>
         </w:rPr>
-        <w:t xml:space="preserve"> Venimos de Java donde, si </w:t>
-      </w:r>
-      <w:proofErr w:type="spellStart"/>
-      <w:r>
-        <w:rPr>
-          <w:rFonts w:ascii="Arial" w:hAnsi="Arial" w:cs="Arial"/>
-        </w:rPr>
-        <w:t>querés</w:t>
-      </w:r>
-      <w:proofErr w:type="spellEnd"/>
-      <w:r>
-        <w:rPr>
-          <w:rFonts w:ascii="Arial" w:hAnsi="Arial" w:cs="Arial"/>
-        </w:rPr>
-        <w:t xml:space="preserve"> tratar a objetos distintos bajo una misma lista, obligatoriamente </w:t>
-      </w:r>
-      <w:proofErr w:type="spellStart"/>
-      <w:r>
-        <w:rPr>
-          <w:rFonts w:ascii="Arial" w:hAnsi="Arial" w:cs="Arial"/>
-        </w:rPr>
-        <w:t>tenés</w:t>
-      </w:r>
-      <w:proofErr w:type="spellEnd"/>
-      <w:r>
-        <w:rPr>
-          <w:rFonts w:ascii="Arial" w:hAnsi="Arial" w:cs="Arial"/>
-        </w:rPr>
-        <w:t xml:space="preserve"> que escribir </w:t>
-      </w:r>
-      <w:proofErr w:type="spellStart"/>
-      <w:r>
-        <w:rPr>
-          <w:rStyle w:val="CdigoHTML"/>
-          <w:rFonts w:ascii="Arial" w:hAnsi="Arial" w:cs="Arial"/>
-        </w:rPr>
-        <w:t>implements</w:t>
-      </w:r>
-      <w:proofErr w:type="spellEnd"/>
-      <w:r>
-        <w:rPr>
-          <w:rStyle w:val="CdigoHTML"/>
+        <w:t xml:space="preserve"> Venimos de Java donde, si querés tratar a objetos distintos bajo una misma lista, obligatoriamente tenés que escribir </w:t>
+      </w:r>
+      <w:r>
+        <w:rPr>
+          <w:rStyle w:val="CdigoHTML"/>
+          <w:rFonts w:ascii="Arial" w:hAnsi="Arial" w:cs="Arial"/>
+        </w:rPr>
+        <w:t>implements MiInterfaz</w:t>
+      </w:r>
+      <w:r>
+        <w:rPr>
+          <w:rFonts w:ascii="Arial" w:hAnsi="Arial" w:cs="Arial"/>
+        </w:rPr>
+        <w:t xml:space="preserve">. Cuando lees que con </w:t>
+      </w:r>
+      <w:r>
+        <w:rPr>
+          <w:rStyle w:val="CdigoHTML"/>
+          <w:rFonts w:ascii="Arial" w:hAnsi="Arial" w:cs="Arial"/>
+        </w:rPr>
+        <w:t>Protocol</w:t>
+      </w:r>
+      <w:r>
+        <w:rPr>
           <w:rFonts w:ascii="Arial" w:hAnsi="Arial" w:cs="Arial"/>
         </w:rPr>
         <w:t xml:space="preserve"> </w:t>
       </w:r>
-      <w:proofErr w:type="spellStart"/>
-      <w:r>
-        <w:rPr>
-          <w:rStyle w:val="CdigoHTML"/>
-          <w:rFonts w:ascii="Arial" w:hAnsi="Arial" w:cs="Arial"/>
-        </w:rPr>
-        <w:t>MiInterfaz</w:t>
-      </w:r>
-      <w:proofErr w:type="spellEnd"/>
-      <w:r>
-        <w:rPr>
-          <w:rFonts w:ascii="Arial" w:hAnsi="Arial" w:cs="Arial"/>
-        </w:rPr>
-        <w:t xml:space="preserve">. Cuando lees que con </w:t>
-      </w:r>
-      <w:proofErr w:type="spellStart"/>
-      <w:r>
-        <w:rPr>
-          <w:rStyle w:val="CdigoHTML"/>
-          <w:rFonts w:ascii="Arial" w:hAnsi="Arial" w:cs="Arial"/>
-        </w:rPr>
-        <w:t>Protocol</w:t>
-      </w:r>
-      <w:proofErr w:type="spellEnd"/>
-      <w:r>
-        <w:rPr>
-          <w:rFonts w:ascii="Arial" w:hAnsi="Arial" w:cs="Arial"/>
-        </w:rPr>
-        <w:t xml:space="preserve"> </w:t>
-      </w:r>
       <w:r>
         <w:rPr>
           <w:rFonts w:ascii="Arial" w:hAnsi="Arial" w:cs="Arial"/>
@@ -2933,109 +3190,40 @@
         </w:rPr>
         <w:t xml:space="preserve"> y que la conformidad es puramente estructural (</w:t>
       </w:r>
-      <w:proofErr w:type="spellStart"/>
       <w:r>
         <w:rPr>
           <w:rFonts w:ascii="Arial" w:hAnsi="Arial" w:cs="Arial"/>
           <w:i/>
           <w:iCs/>
         </w:rPr>
-        <w:t>duck</w:t>
-      </w:r>
-      <w:proofErr w:type="spellEnd"/>
+        <w:t>duck typing</w:t>
+      </w:r>
+      <w:r>
+        <w:rPr>
+          <w:rFonts w:ascii="Arial" w:hAnsi="Arial" w:cs="Arial"/>
+        </w:rPr>
+        <w:t xml:space="preserve"> estático), al principio no lo creés. Te da miedo de que falle en runtime o de que el intérprete te tire un error por no poner un </w:t>
+      </w:r>
+      <w:r>
+        <w:rPr>
+          <w:rStyle w:val="CdigoHTML"/>
+          <w:rFonts w:ascii="Arial" w:hAnsi="Arial" w:cs="Arial"/>
+        </w:rPr>
+        <w:t>implements</w:t>
+      </w:r>
+      <w:r>
+        <w:rPr>
+          <w:rFonts w:ascii="Arial" w:hAnsi="Arial" w:cs="Arial"/>
+        </w:rPr>
+        <w:t xml:space="preserve">. Además, la presión de leer </w:t>
+      </w:r>
       <w:r>
         <w:rPr>
           <w:rFonts w:ascii="Arial" w:hAnsi="Arial" w:cs="Arial"/>
           <w:i/>
           <w:iCs/>
         </w:rPr>
-        <w:t xml:space="preserve"> </w:t>
-      </w:r>
-      <w:proofErr w:type="spellStart"/>
-      <w:r>
-        <w:rPr>
-          <w:rFonts w:ascii="Arial" w:hAnsi="Arial" w:cs="Arial"/>
-          <w:i/>
-          <w:iCs/>
-        </w:rPr>
-        <w:lastRenderedPageBreak/>
-        <w:t>typing</w:t>
-      </w:r>
-      <w:proofErr w:type="spellEnd"/>
-      <w:r>
-        <w:rPr>
-          <w:rFonts w:ascii="Arial" w:hAnsi="Arial" w:cs="Arial"/>
-        </w:rPr>
-        <w:t xml:space="preserve"> estático), al principio no lo </w:t>
-      </w:r>
-      <w:proofErr w:type="spellStart"/>
-      <w:r>
-        <w:rPr>
-          <w:rFonts w:ascii="Arial" w:hAnsi="Arial" w:cs="Arial"/>
-        </w:rPr>
-        <w:t>creés</w:t>
-      </w:r>
-      <w:proofErr w:type="spellEnd"/>
-      <w:r>
-        <w:rPr>
-          <w:rFonts w:ascii="Arial" w:hAnsi="Arial" w:cs="Arial"/>
-        </w:rPr>
-        <w:t xml:space="preserve">. Te da miedo de que falle en </w:t>
-      </w:r>
-      <w:proofErr w:type="spellStart"/>
-      <w:r>
-        <w:rPr>
-          <w:rFonts w:ascii="Arial" w:hAnsi="Arial" w:cs="Arial"/>
-        </w:rPr>
-        <w:t>runtime</w:t>
-      </w:r>
-      <w:proofErr w:type="spellEnd"/>
-      <w:r>
-        <w:rPr>
-          <w:rFonts w:ascii="Arial" w:hAnsi="Arial" w:cs="Arial"/>
-        </w:rPr>
-        <w:t xml:space="preserve"> o de que el intérprete te tire un error por no poner un </w:t>
-      </w:r>
-      <w:proofErr w:type="spellStart"/>
-      <w:r>
-        <w:rPr>
-          <w:rStyle w:val="CdigoHTML"/>
-          <w:rFonts w:ascii="Arial" w:hAnsi="Arial" w:cs="Arial"/>
-        </w:rPr>
-        <w:t>implements</w:t>
-      </w:r>
-      <w:proofErr w:type="spellEnd"/>
-      <w:r>
-        <w:rPr>
-          <w:rFonts w:ascii="Arial" w:hAnsi="Arial" w:cs="Arial"/>
-        </w:rPr>
-        <w:t xml:space="preserve">. Además, la presión de leer </w:t>
-      </w:r>
-      <w:r>
-        <w:rPr>
-          <w:rFonts w:ascii="Arial" w:hAnsi="Arial" w:cs="Arial"/>
-          <w:i/>
-          <w:iCs/>
-        </w:rPr>
-        <w:t xml:space="preserve">"Si </w:t>
-      </w:r>
-      <w:proofErr w:type="spellStart"/>
-      <w:r>
-        <w:rPr>
-          <w:rFonts w:ascii="Arial" w:hAnsi="Arial" w:cs="Arial"/>
-          <w:i/>
-          <w:iCs/>
-        </w:rPr>
-        <w:t>modificás</w:t>
-      </w:r>
-      <w:proofErr w:type="spellEnd"/>
-      <w:r>
-        <w:rPr>
-          <w:rFonts w:ascii="Arial" w:hAnsi="Arial" w:cs="Arial"/>
-          <w:i/>
-          <w:iCs/>
-        </w:rPr>
-        <w:t xml:space="preserve"> libreria_externa.py te ponemos un 0"</w:t>
+        <w:t>"Si modificás libreria_externa.py te ponemos un 0"</w:t>
       </w:r>
       <w:r>
         <w:rPr>
@@ -3406,6 +3594,155 @@
     </w:lvl>
   </w:abstractNum>
   <w:abstractNum w:abstractNumId="2" w15:restartNumberingAfterBreak="0">
+    <w:nsid w:val="1BD325BF"/>
+    <w:multiLevelType w:val="multilevel"/>
+    <w:tmpl w:val="8ACAEDA2"/>
+    <w:lvl w:ilvl="0">
+      <w:start w:val="1"/>
+      <w:numFmt w:val="bullet"/>
+      <w:lvlText w:val=""/>
+      <w:lvlJc w:val="left"/>
+      <w:pPr>
+        <w:tabs>
+          <w:tab w:val="num" w:pos="720"/>
+        </w:tabs>
+        <w:ind w:left="720" w:hanging="360"/>
+      </w:pPr>
+      <w:rPr>
+        <w:rFonts w:ascii="Symbol" w:hAnsi="Symbol" w:hint="default"/>
+        <w:sz w:val="20"/>
+      </w:rPr>
+    </w:lvl>
+    <w:lvl w:ilvl="1" w:tentative="1">
+      <w:start w:val="1"/>
+      <w:numFmt w:val="bullet"/>
+      <w:lvlText w:val="o"/>
+      <w:lvlJc w:val="left"/>
+      <w:pPr>
+        <w:tabs>
+          <w:tab w:val="num" w:pos="1440"/>
+        </w:tabs>
+        <w:ind w:left="1440" w:hanging="360"/>
+      </w:pPr>
+      <w:rPr>
+        <w:rFonts w:ascii="Courier New" w:hAnsi="Courier New" w:hint="default"/>
+        <w:sz w:val="20"/>
+      </w:rPr>
+    </w:lvl>
+    <w:lvl w:ilvl="2" w:tentative="1">
+      <w:start w:val="1"/>
+      <w:numFmt w:val="bullet"/>
+      <w:lvlText w:val=""/>
+      <w:lvlJc w:val="left"/>
+      <w:pPr>
+        <w:tabs>
+          <w:tab w:val="num" w:pos="2160"/>
+        </w:tabs>
+        <w:ind w:left="2160" w:hanging="360"/>
+      </w:pPr>
+      <w:rPr>
+        <w:rFonts w:ascii="Wingdings" w:hAnsi="Wingdings" w:hint="default"/>
+        <w:sz w:val="20"/>
+      </w:rPr>
+    </w:lvl>
+    <w:lvl w:ilvl="3" w:tentative="1">
+      <w:start w:val="1"/>
+      <w:numFmt w:val="bullet"/>
+      <w:lvlText w:val=""/>
+      <w:lvlJc w:val="left"/>
+      <w:pPr>
+        <w:tabs>
+          <w:tab w:val="num" w:pos="2880"/>
+        </w:tabs>
+        <w:ind w:left="2880" w:hanging="360"/>
+      </w:pPr>
+      <w:rPr>
+        <w:rFonts w:ascii="Wingdings" w:hAnsi="Wingdings" w:hint="default"/>
+        <w:sz w:val="20"/>
+      </w:rPr>
+    </w:lvl>
+    <w:lvl w:ilvl="4" w:tentative="1">
+      <w:start w:val="1"/>
+      <w:numFmt w:val="bullet"/>
+      <w:lvlText w:val=""/>
+      <w:lvlJc w:val="left"/>
+      <w:pPr>
+        <w:tabs>
+          <w:tab w:val="num" w:pos="3600"/>
+        </w:tabs>
+        <w:ind w:left="3600" w:hanging="360"/>
+      </w:pPr>
+      <w:rPr>
+        <w:rFonts w:ascii="Wingdings" w:hAnsi="Wingdings" w:hint="default"/>
+        <w:sz w:val="20"/>
+      </w:rPr>
+    </w:lvl>
+    <w:lvl w:ilvl="5" w:tentative="1">
+      <w:start w:val="1"/>
+      <w:numFmt w:val="bullet"/>
+      <w:lvlText w:val=""/>
+      <w:lvlJc w:val="left"/>
+      <w:pPr>
+        <w:tabs>
+          <w:tab w:val="num" w:pos="4320"/>
+        </w:tabs>
+        <w:ind w:left="4320" w:hanging="360"/>
+      </w:pPr>
+      <w:rPr>
+        <w:rFonts w:ascii="Wingdings" w:hAnsi="Wingdings" w:hint="default"/>
+        <w:sz w:val="20"/>
+      </w:rPr>
+    </w:lvl>
+    <w:lvl w:ilvl="6" w:tentative="1">
+      <w:start w:val="1"/>
+      <w:numFmt w:val="bullet"/>
+      <w:lvlText w:val=""/>
+      <w:lvlJc w:val="left"/>
+      <w:pPr>
+        <w:tabs>
+          <w:tab w:val="num" w:pos="5040"/>
+        </w:tabs>
+        <w:ind w:left="5040" w:hanging="360"/>
+      </w:pPr>
+      <w:rPr>
+        <w:rFonts w:ascii="Wingdings" w:hAnsi="Wingdings" w:hint="default"/>
+        <w:sz w:val="20"/>
+      </w:rPr>
+    </w:lvl>
+    <w:lvl w:ilvl="7" w:tentative="1">
+      <w:start w:val="1"/>
+      <w:numFmt w:val="bullet"/>
+      <w:lvlText w:val=""/>
+      <w:lvlJc w:val="left"/>
+      <w:pPr>
+        <w:tabs>
+          <w:tab w:val="num" w:pos="5760"/>
+        </w:tabs>
+        <w:ind w:left="5760" w:hanging="360"/>
+      </w:pPr>
+      <w:rPr>
+        <w:rFonts w:ascii="Wingdings" w:hAnsi="Wingdings" w:hint="default"/>
+        <w:sz w:val="20"/>
+      </w:rPr>
+    </w:lvl>
+    <w:lvl w:ilvl="8" w:tentative="1">
+      <w:start w:val="1"/>
+      <w:numFmt w:val="bullet"/>
+      <w:lvlText w:val=""/>
+      <w:lvlJc w:val="left"/>
+      <w:pPr>
+        <w:tabs>
+          <w:tab w:val="num" w:pos="6480"/>
+        </w:tabs>
+        <w:ind w:left="6480" w:hanging="360"/>
+      </w:pPr>
+      <w:rPr>
+        <w:rFonts w:ascii="Wingdings" w:hAnsi="Wingdings" w:hint="default"/>
+        <w:sz w:val="20"/>
+      </w:rPr>
+    </w:lvl>
+  </w:abstractNum>
+  <w:abstractNum w:abstractNumId="3" w15:restartNumberingAfterBreak="0">
     <w:nsid w:val="222470AE"/>
     <w:multiLevelType w:val="multilevel"/>
     <w:tmpl w:val="3FE83C3A"/>
@@ -3554,7 +3891,156 @@
       </w:rPr>
     </w:lvl>
   </w:abstractNum>
-  <w:abstractNum w:abstractNumId="3" w15:restartNumberingAfterBreak="0">
+  <w:abstractNum w:abstractNumId="4" w15:restartNumberingAfterBreak="0">
+    <w:nsid w:val="25637869"/>
+    <w:multiLevelType w:val="multilevel"/>
+    <w:tmpl w:val="6C824FE2"/>
+    <w:lvl w:ilvl="0">
+      <w:start w:val="1"/>
+      <w:numFmt w:val="bullet"/>
+      <w:lvlText w:val=""/>
+      <w:lvlJc w:val="left"/>
+      <w:pPr>
+        <w:tabs>
+          <w:tab w:val="num" w:pos="720"/>
+        </w:tabs>
+        <w:ind w:left="720" w:hanging="360"/>
+      </w:pPr>
+      <w:rPr>
+        <w:rFonts w:ascii="Symbol" w:hAnsi="Symbol" w:hint="default"/>
+        <w:sz w:val="20"/>
+      </w:rPr>
+    </w:lvl>
+    <w:lvl w:ilvl="1" w:tentative="1">
+      <w:start w:val="1"/>
+      <w:numFmt w:val="bullet"/>
+      <w:lvlText w:val="o"/>
+      <w:lvlJc w:val="left"/>
+      <w:pPr>
+        <w:tabs>
+          <w:tab w:val="num" w:pos="1440"/>
+        </w:tabs>
+        <w:ind w:left="1440" w:hanging="360"/>
+      </w:pPr>
+      <w:rPr>
+        <w:rFonts w:ascii="Courier New" w:hAnsi="Courier New" w:hint="default"/>
+        <w:sz w:val="20"/>
+      </w:rPr>
+    </w:lvl>
+    <w:lvl w:ilvl="2" w:tentative="1">
+      <w:start w:val="1"/>
+      <w:numFmt w:val="bullet"/>
+      <w:lvlText w:val=""/>
+      <w:lvlJc w:val="left"/>
+      <w:pPr>
+        <w:tabs>
+          <w:tab w:val="num" w:pos="2160"/>
+        </w:tabs>
+        <w:ind w:left="2160" w:hanging="360"/>
+      </w:pPr>
+      <w:rPr>
+        <w:rFonts w:ascii="Wingdings" w:hAnsi="Wingdings" w:hint="default"/>
+        <w:sz w:val="20"/>
+      </w:rPr>
+    </w:lvl>
+    <w:lvl w:ilvl="3" w:tentative="1">
+      <w:start w:val="1"/>
+      <w:numFmt w:val="bullet"/>
+      <w:lvlText w:val=""/>
+      <w:lvlJc w:val="left"/>
+      <w:pPr>
+        <w:tabs>
+          <w:tab w:val="num" w:pos="2880"/>
+        </w:tabs>
+        <w:ind w:left="2880" w:hanging="360"/>
+      </w:pPr>
+      <w:rPr>
+        <w:rFonts w:ascii="Wingdings" w:hAnsi="Wingdings" w:hint="default"/>
+        <w:sz w:val="20"/>
+      </w:rPr>
+    </w:lvl>
+    <w:lvl w:ilvl="4" w:tentative="1">
+      <w:start w:val="1"/>
+      <w:numFmt w:val="bullet"/>
+      <w:lvlText w:val=""/>
+      <w:lvlJc w:val="left"/>
+      <w:pPr>
+        <w:tabs>
+          <w:tab w:val="num" w:pos="3600"/>
+        </w:tabs>
+        <w:ind w:left="3600" w:hanging="360"/>
+      </w:pPr>
+      <w:rPr>
+        <w:rFonts w:ascii="Wingdings" w:hAnsi="Wingdings" w:hint="default"/>
+        <w:sz w:val="20"/>
+      </w:rPr>
+    </w:lvl>
+    <w:lvl w:ilvl="5" w:tentative="1">
+      <w:start w:val="1"/>
+      <w:numFmt w:val="bullet"/>
+      <w:lvlText w:val=""/>
+      <w:lvlJc w:val="left"/>
+      <w:pPr>
+        <w:tabs>
+          <w:tab w:val="num" w:pos="4320"/>
+        </w:tabs>
+        <w:ind w:left="4320" w:hanging="360"/>
+      </w:pPr>
+      <w:rPr>
+        <w:rFonts w:ascii="Wingdings" w:hAnsi="Wingdings" w:hint="default"/>
+        <w:sz w:val="20"/>
+      </w:rPr>
+    </w:lvl>
+    <w:lvl w:ilvl="6" w:tentative="1">
+      <w:start w:val="1"/>
+      <w:numFmt w:val="bullet"/>
+      <w:lvlText w:val=""/>
+      <w:lvlJc w:val="left"/>
+      <w:pPr>
+        <w:tabs>
+          <w:tab w:val="num" w:pos="5040"/>
+        </w:tabs>
+        <w:ind w:left="5040" w:hanging="360"/>
+      </w:pPr>
+      <w:rPr>
+        <w:rFonts w:ascii="Wingdings" w:hAnsi="Wingdings" w:hint="default"/>
+        <w:sz w:val="20"/>
+      </w:rPr>
+    </w:lvl>
+    <w:lvl w:ilvl="7" w:tentative="1">
+      <w:start w:val="1"/>
+      <w:numFmt w:val="bullet"/>
+      <w:lvlText w:val=""/>
+      <w:lvlJc w:val="left"/>
+      <w:pPr>
+        <w:tabs>
+          <w:tab w:val="num" w:pos="5760"/>
+        </w:tabs>
+        <w:ind w:left="5760" w:hanging="360"/>
+      </w:pPr>
+      <w:rPr>
+        <w:rFonts w:ascii="Wingdings" w:hAnsi="Wingdings" w:hint="default"/>
+        <w:sz w:val="20"/>
+      </w:rPr>
+    </w:lvl>
+    <w:lvl w:ilvl="8" w:tentative="1">
+      <w:start w:val="1"/>
+      <w:numFmt w:val="bullet"/>
+      <w:lvlText w:val=""/>
+      <w:lvlJc w:val="left"/>
+      <w:pPr>
+        <w:tabs>
+          <w:tab w:val="num" w:pos="6480"/>
+        </w:tabs>
+        <w:ind w:left="6480" w:hanging="360"/>
+      </w:pPr>
+      <w:rPr>
+        <w:rFonts w:ascii="Wingdings" w:hAnsi="Wingdings" w:hint="default"/>
+        <w:sz w:val="20"/>
+      </w:rPr>
+    </w:lvl>
+  </w:abstractNum>
+  <w:abstractNum w:abstractNumId="5" w15:restartNumberingAfterBreak="0">
     <w:nsid w:val="2F7F66CD"/>
     <w:multiLevelType w:val="multilevel"/>
     <w:tmpl w:val="23362FE6"/>
@@ -3703,7 +4189,156 @@
       </w:rPr>
     </w:lvl>
   </w:abstractNum>
-  <w:abstractNum w:abstractNumId="4" w15:restartNumberingAfterBreak="0">
+  <w:abstractNum w:abstractNumId="6" w15:restartNumberingAfterBreak="0">
+    <w:nsid w:val="41C96E6F"/>
+    <w:multiLevelType w:val="multilevel"/>
+    <w:tmpl w:val="C58E5F66"/>
+    <w:lvl w:ilvl="0">
+      <w:start w:val="1"/>
+      <w:numFmt w:val="bullet"/>
+      <w:lvlText w:val=""/>
+      <w:lvlJc w:val="left"/>
+      <w:pPr>
+        <w:tabs>
+          <w:tab w:val="num" w:pos="720"/>
+        </w:tabs>
+        <w:ind w:left="720" w:hanging="360"/>
+      </w:pPr>
+      <w:rPr>
+        <w:rFonts w:ascii="Symbol" w:hAnsi="Symbol" w:hint="default"/>
+        <w:sz w:val="20"/>
+      </w:rPr>
+    </w:lvl>
+    <w:lvl w:ilvl="1" w:tentative="1">
+      <w:start w:val="1"/>
+      <w:numFmt w:val="bullet"/>
+      <w:lvlText w:val="o"/>
+      <w:lvlJc w:val="left"/>
+      <w:pPr>
+        <w:tabs>
+          <w:tab w:val="num" w:pos="1440"/>
+        </w:tabs>
+        <w:ind w:left="1440" w:hanging="360"/>
+      </w:pPr>
+      <w:rPr>
+        <w:rFonts w:ascii="Courier New" w:hAnsi="Courier New" w:hint="default"/>
+        <w:sz w:val="20"/>
+      </w:rPr>
+    </w:lvl>
+    <w:lvl w:ilvl="2" w:tentative="1">
+      <w:start w:val="1"/>
+      <w:numFmt w:val="bullet"/>
+      <w:lvlText w:val=""/>
+      <w:lvlJc w:val="left"/>
+      <w:pPr>
+        <w:tabs>
+          <w:tab w:val="num" w:pos="2160"/>
+        </w:tabs>
+        <w:ind w:left="2160" w:hanging="360"/>
+      </w:pPr>
+      <w:rPr>
+        <w:rFonts w:ascii="Wingdings" w:hAnsi="Wingdings" w:hint="default"/>
+        <w:sz w:val="20"/>
+      </w:rPr>
+    </w:lvl>
+    <w:lvl w:ilvl="3" w:tentative="1">
+      <w:start w:val="1"/>
+      <w:numFmt w:val="bullet"/>
+      <w:lvlText w:val=""/>
+      <w:lvlJc w:val="left"/>
+      <w:pPr>
+        <w:tabs>
+          <w:tab w:val="num" w:pos="2880"/>
+        </w:tabs>
+        <w:ind w:left="2880" w:hanging="360"/>
+      </w:pPr>
+      <w:rPr>
+        <w:rFonts w:ascii="Wingdings" w:hAnsi="Wingdings" w:hint="default"/>
+        <w:sz w:val="20"/>
+      </w:rPr>
+    </w:lvl>
+    <w:lvl w:ilvl="4" w:tentative="1">
+      <w:start w:val="1"/>
+      <w:numFmt w:val="bullet"/>
+      <w:lvlText w:val=""/>
+      <w:lvlJc w:val="left"/>
+      <w:pPr>
+        <w:tabs>
+          <w:tab w:val="num" w:pos="3600"/>
+        </w:tabs>
+        <w:ind w:left="3600" w:hanging="360"/>
+      </w:pPr>
+      <w:rPr>
+        <w:rFonts w:ascii="Wingdings" w:hAnsi="Wingdings" w:hint="default"/>
+        <w:sz w:val="20"/>
+      </w:rPr>
+    </w:lvl>
+    <w:lvl w:ilvl="5" w:tentative="1">
+      <w:start w:val="1"/>
+      <w:numFmt w:val="bullet"/>
+      <w:lvlText w:val=""/>
+      <w:lvlJc w:val="left"/>
+      <w:pPr>
+        <w:tabs>
+          <w:tab w:val="num" w:pos="4320"/>
+        </w:tabs>
+        <w:ind w:left="4320" w:hanging="360"/>
+      </w:pPr>
+      <w:rPr>
+        <w:rFonts w:ascii="Wingdings" w:hAnsi="Wingdings" w:hint="default"/>
+        <w:sz w:val="20"/>
+      </w:rPr>
+    </w:lvl>
+    <w:lvl w:ilvl="6" w:tentative="1">
+      <w:start w:val="1"/>
+      <w:numFmt w:val="bullet"/>
+      <w:lvlText w:val=""/>
+      <w:lvlJc w:val="left"/>
+      <w:pPr>
+        <w:tabs>
+          <w:tab w:val="num" w:pos="5040"/>
+        </w:tabs>
+        <w:ind w:left="5040" w:hanging="360"/>
+      </w:pPr>
+      <w:rPr>
+        <w:rFonts w:ascii="Wingdings" w:hAnsi="Wingdings" w:hint="default"/>
+        <w:sz w:val="20"/>
+      </w:rPr>
+    </w:lvl>
+    <w:lvl w:ilvl="7" w:tentative="1">
+      <w:start w:val="1"/>
+      <w:numFmt w:val="bullet"/>
+      <w:lvlText w:val=""/>
+      <w:lvlJc w:val="left"/>
+      <w:pPr>
+        <w:tabs>
+          <w:tab w:val="num" w:pos="5760"/>
+        </w:tabs>
+        <w:ind w:left="5760" w:hanging="360"/>
+      </w:pPr>
+      <w:rPr>
+        <w:rFonts w:ascii="Wingdings" w:hAnsi="Wingdings" w:hint="default"/>
+        <w:sz w:val="20"/>
+      </w:rPr>
+    </w:lvl>
+    <w:lvl w:ilvl="8" w:tentative="1">
+      <w:start w:val="1"/>
+      <w:numFmt w:val="bullet"/>
+      <w:lvlText w:val=""/>
+      <w:lvlJc w:val="left"/>
+      <w:pPr>
+        <w:tabs>
+          <w:tab w:val="num" w:pos="6480"/>
+        </w:tabs>
+        <w:ind w:left="6480" w:hanging="360"/>
+      </w:pPr>
+      <w:rPr>
+        <w:rFonts w:ascii="Wingdings" w:hAnsi="Wingdings" w:hint="default"/>
+        <w:sz w:val="20"/>
+      </w:rPr>
+    </w:lvl>
+  </w:abstractNum>
+  <w:abstractNum w:abstractNumId="7" w15:restartNumberingAfterBreak="0">
     <w:nsid w:val="591657A0"/>
     <w:multiLevelType w:val="multilevel"/>
     <w:tmpl w:val="ACB64640"/>
@@ -3852,7 +4487,7 @@
       </w:rPr>
     </w:lvl>
   </w:abstractNum>
-  <w:abstractNum w:abstractNumId="5" w15:restartNumberingAfterBreak="0">
+  <w:abstractNum w:abstractNumId="8" w15:restartNumberingAfterBreak="0">
     <w:nsid w:val="5A2C11A4"/>
     <w:multiLevelType w:val="multilevel"/>
     <w:tmpl w:val="FFCA8EEC"/>
@@ -4001,7 +4636,156 @@
       </w:rPr>
     </w:lvl>
   </w:abstractNum>
-  <w:abstractNum w:abstractNumId="6" w15:restartNumberingAfterBreak="0">
+  <w:abstractNum w:abstractNumId="9" w15:restartNumberingAfterBreak="0">
+    <w:nsid w:val="656E0312"/>
+    <w:multiLevelType w:val="multilevel"/>
+    <w:tmpl w:val="F552E45C"/>
+    <w:lvl w:ilvl="0">
+      <w:start w:val="1"/>
+      <w:numFmt w:val="bullet"/>
+      <w:lvlText w:val=""/>
+      <w:lvlJc w:val="left"/>
+      <w:pPr>
+        <w:tabs>
+          <w:tab w:val="num" w:pos="720"/>
+        </w:tabs>
+        <w:ind w:left="720" w:hanging="360"/>
+      </w:pPr>
+      <w:rPr>
+        <w:rFonts w:ascii="Symbol" w:hAnsi="Symbol" w:hint="default"/>
+        <w:sz w:val="20"/>
+      </w:rPr>
+    </w:lvl>
+    <w:lvl w:ilvl="1" w:tentative="1">
+      <w:start w:val="1"/>
+      <w:numFmt w:val="bullet"/>
+      <w:lvlText w:val="o"/>
+      <w:lvlJc w:val="left"/>
+      <w:pPr>
+        <w:tabs>
+          <w:tab w:val="num" w:pos="1440"/>
+        </w:tabs>
+        <w:ind w:left="1440" w:hanging="360"/>
+      </w:pPr>
+      <w:rPr>
+        <w:rFonts w:ascii="Courier New" w:hAnsi="Courier New" w:hint="default"/>
+        <w:sz w:val="20"/>
+      </w:rPr>
+    </w:lvl>
+    <w:lvl w:ilvl="2" w:tentative="1">
+      <w:start w:val="1"/>
+      <w:numFmt w:val="bullet"/>
+      <w:lvlText w:val=""/>
+      <w:lvlJc w:val="left"/>
+      <w:pPr>
+        <w:tabs>
+          <w:tab w:val="num" w:pos="2160"/>
+        </w:tabs>
+        <w:ind w:left="2160" w:hanging="360"/>
+      </w:pPr>
+      <w:rPr>
+        <w:rFonts w:ascii="Wingdings" w:hAnsi="Wingdings" w:hint="default"/>
+        <w:sz w:val="20"/>
+      </w:rPr>
+    </w:lvl>
+    <w:lvl w:ilvl="3" w:tentative="1">
+      <w:start w:val="1"/>
+      <w:numFmt w:val="bullet"/>
+      <w:lvlText w:val=""/>
+      <w:lvlJc w:val="left"/>
+      <w:pPr>
+        <w:tabs>
+          <w:tab w:val="num" w:pos="2880"/>
+        </w:tabs>
+        <w:ind w:left="2880" w:hanging="360"/>
+      </w:pPr>
+      <w:rPr>
+        <w:rFonts w:ascii="Wingdings" w:hAnsi="Wingdings" w:hint="default"/>
+        <w:sz w:val="20"/>
+      </w:rPr>
+    </w:lvl>
+    <w:lvl w:ilvl="4" w:tentative="1">
+      <w:start w:val="1"/>
+      <w:numFmt w:val="bullet"/>
+      <w:lvlText w:val=""/>
+      <w:lvlJc w:val="left"/>
+      <w:pPr>
+        <w:tabs>
+          <w:tab w:val="num" w:pos="3600"/>
+        </w:tabs>
+        <w:ind w:left="3600" w:hanging="360"/>
+      </w:pPr>
+      <w:rPr>
+        <w:rFonts w:ascii="Wingdings" w:hAnsi="Wingdings" w:hint="default"/>
+        <w:sz w:val="20"/>
+      </w:rPr>
+    </w:lvl>
+    <w:lvl w:ilvl="5" w:tentative="1">
+      <w:start w:val="1"/>
+      <w:numFmt w:val="bullet"/>
+      <w:lvlText w:val=""/>
+      <w:lvlJc w:val="left"/>
+      <w:pPr>
+        <w:tabs>
+          <w:tab w:val="num" w:pos="4320"/>
+        </w:tabs>
+        <w:ind w:left="4320" w:hanging="360"/>
+      </w:pPr>
+      <w:rPr>
+        <w:rFonts w:ascii="Wingdings" w:hAnsi="Wingdings" w:hint="default"/>
+        <w:sz w:val="20"/>
+      </w:rPr>
+    </w:lvl>
+    <w:lvl w:ilvl="6" w:tentative="1">
+      <w:start w:val="1"/>
+      <w:numFmt w:val="bullet"/>
+      <w:lvlText w:val=""/>
+      <w:lvlJc w:val="left"/>
+      <w:pPr>
+        <w:tabs>
+          <w:tab w:val="num" w:pos="5040"/>
+        </w:tabs>
+        <w:ind w:left="5040" w:hanging="360"/>
+      </w:pPr>
+      <w:rPr>
+        <w:rFonts w:ascii="Wingdings" w:hAnsi="Wingdings" w:hint="default"/>
+        <w:sz w:val="20"/>
+      </w:rPr>
+    </w:lvl>
+    <w:lvl w:ilvl="7" w:tentative="1">
+      <w:start w:val="1"/>
+      <w:numFmt w:val="bullet"/>
+      <w:lvlText w:val=""/>
+      <w:lvlJc w:val="left"/>
+      <w:pPr>
+        <w:tabs>
+          <w:tab w:val="num" w:pos="5760"/>
+        </w:tabs>
+        <w:ind w:left="5760" w:hanging="360"/>
+      </w:pPr>
+      <w:rPr>
+        <w:rFonts w:ascii="Wingdings" w:hAnsi="Wingdings" w:hint="default"/>
+        <w:sz w:val="20"/>
+      </w:rPr>
+    </w:lvl>
+    <w:lvl w:ilvl="8" w:tentative="1">
+      <w:start w:val="1"/>
+      <w:numFmt w:val="bullet"/>
+      <w:lvlText w:val=""/>
+      <w:lvlJc w:val="left"/>
+      <w:pPr>
+        <w:tabs>
+          <w:tab w:val="num" w:pos="6480"/>
+        </w:tabs>
+        <w:ind w:left="6480" w:hanging="360"/>
+      </w:pPr>
+      <w:rPr>
+        <w:rFonts w:ascii="Wingdings" w:hAnsi="Wingdings" w:hint="default"/>
+        <w:sz w:val="20"/>
+      </w:rPr>
+    </w:lvl>
+  </w:abstractNum>
+  <w:abstractNum w:abstractNumId="10" w15:restartNumberingAfterBreak="0">
     <w:nsid w:val="687B0512"/>
     <w:multiLevelType w:val="multilevel"/>
     <w:tmpl w:val="49989992"/>
@@ -4150,7 +4934,7 @@
       </w:rPr>
     </w:lvl>
   </w:abstractNum>
-  <w:abstractNum w:abstractNumId="7" w15:restartNumberingAfterBreak="0">
+  <w:abstractNum w:abstractNumId="11" w15:restartNumberingAfterBreak="0">
     <w:nsid w:val="6F1551CC"/>
     <w:multiLevelType w:val="multilevel"/>
     <w:tmpl w:val="88081A14"/>
@@ -4299,7 +5083,7 @@
       </w:rPr>
     </w:lvl>
   </w:abstractNum>
-  <w:abstractNum w:abstractNumId="8" w15:restartNumberingAfterBreak="0">
+  <w:abstractNum w:abstractNumId="12" w15:restartNumberingAfterBreak="0">
     <w:nsid w:val="70E002F2"/>
     <w:multiLevelType w:val="multilevel"/>
     <w:tmpl w:val="7EA05406"/>
@@ -4449,31 +5233,43 @@
     </w:lvl>
   </w:abstractNum>
   <w:num w:numId="1">
-    <w:abstractNumId w:val="4"/>
+    <w:abstractNumId w:val="7"/>
   </w:num>
   <w:num w:numId="2">
-    <w:abstractNumId w:val="8"/>
+    <w:abstractNumId w:val="12"/>
   </w:num>
   <w:num w:numId="3">
-    <w:abstractNumId w:val="7"/>
+    <w:abstractNumId w:val="11"/>
   </w:num>
   <w:num w:numId="4">
     <w:abstractNumId w:val="1"/>
   </w:num>
   <w:num w:numId="5">
-    <w:abstractNumId w:val="2"/>
+    <w:abstractNumId w:val="3"/>
   </w:num>
   <w:num w:numId="6">
-    <w:abstractNumId w:val="6"/>
+    <w:abstractNumId w:val="10"/>
   </w:num>
   <w:num w:numId="7">
     <w:abstractNumId w:val="0"/>
   </w:num>
   <w:num w:numId="8">
+    <w:abstractNumId w:val="8"/>
+  </w:num>
+  <w:num w:numId="9">
     <w:abstractNumId w:val="5"/>
   </w:num>
-  <w:num w:numId="9">
-    <w:abstractNumId w:val="3"/>
+  <w:num w:numId="10">
+    <w:abstractNumId w:val="4"/>
+  </w:num>
+  <w:num w:numId="11">
+    <w:abstractNumId w:val="2"/>
+  </w:num>
+  <w:num w:numId="12">
+    <w:abstractNumId w:val="6"/>
+  </w:num>
+  <w:num w:numId="13">
+    <w:abstractNumId w:val="9"/>
   </w:num>
 </w:numbering>
 </file>
